--- a/pyq-memory/norcet9m_s2.docx
+++ b/pyq-memory/norcet9m_s2.docx
@@ -13,7 +13,7 @@
         <w:t xml:space="preserve">Question: </w:t>
       </w:r>
       <w:r>
-        <w:t>Atropine is given before abdominal surgery to: (AHN)</w:t>
+        <w:t>A patient with central diabetes insipidus receives vasopressin. What is the expected effect on urine? (AHN)</w:t>
       </w:r>
     </w:p>
     <w:p>
@@ -26,7 +26,7 @@
           <w:i w:val="0"/>
           <w:sz w:val="21"/>
         </w:rPr>
-        <w:t>(a)  Reduce gastric secretions</w:t>
+        <w:t>(a)  Urine volume remains high</w:t>
       </w:r>
     </w:p>
     <w:p>
@@ -39,7 +39,7 @@
           <w:i w:val="0"/>
           <w:sz w:val="21"/>
         </w:rPr>
-        <w:t>(b)  Increase peristalsis</w:t>
+        <w:t xml:space="preserve">(b)  Urine specific gravity rises </w:t>
       </w:r>
     </w:p>
     <w:p>
@@ -52,7 +52,7 @@
           <w:i w:val="0"/>
           <w:sz w:val="21"/>
         </w:rPr>
-        <w:t>(c)  Prevent infection</w:t>
+        <w:t xml:space="preserve">(c)  Urine volume does not change </w:t>
       </w:r>
     </w:p>
     <w:p>
@@ -65,7 +65,7 @@
           <w:i w:val="0"/>
           <w:sz w:val="21"/>
         </w:rPr>
-        <w:t>(d)  Increase urine output</w:t>
+        <w:t xml:space="preserve">(d)  Urine specific gravity lowers </w:t>
       </w:r>
     </w:p>
     <w:p>
@@ -78,7 +78,7 @@
           <w:i w:val="0"/>
           <w:sz w:val="22"/>
         </w:rPr>
-        <w:t>Answer: a</w:t>
+        <w:t>Answer: b</w:t>
       </w:r>
     </w:p>
     <w:p>
@@ -103,7 +103,7 @@
           <w:b/>
           <w:color w:val="1E7B1E"/>
         </w:rPr>
-        <w:t>a</w:t>
+        <w:t>b</w:t>
       </w:r>
     </w:p>
     <w:p>
@@ -117,7 +117,7 @@
         <w:t xml:space="preserve">🧠 Clinical Rationale: </w:t>
       </w:r>
       <w:r>
-        <w:t>ATROPINE (an anticholinergic) is given preoperatively to REDUCE GASTRIC/ORAL SECRETIONS and prevent vagal bradycardia during anaesthesia — drying secretions protects the airway and prevents aspiration. It does not increase peristalsis (it reduces it), prevent infection, or increase urine output.</w:t>
+        <w:t>In CENTRAL DIABETES INSIPIDUS the pituitary fails to make ADH, producing large volumes of dilute urine. Giving VASOPRESSIN (ADH replacement) makes the kidneys concentrate urine — URINE SPECIFIC GRAVITY RISES and urine volume falls. A rising specific gravity with reduced output confirms the response.</w:t>
       </w:r>
     </w:p>
     <w:p>
@@ -131,7 +131,7 @@
         <w:t xml:space="preserve">🔍 Key Clues: </w:t>
       </w:r>
       <w:r>
-        <w:t>Pre-op atropine: anticholinergic → dries secretions, blocks vagal bradycardia.</w:t>
+        <w:t>Vasopressin in CDI → concentrated urine (↑specific gravity, ↓volume).</w:t>
       </w:r>
     </w:p>
     <w:p>
@@ -159,7 +159,7 @@
         <w:t xml:space="preserve">❌ Why Not Other Options: </w:t>
       </w:r>
       <w:r>
-        <w:t>b — Anticholinergics DECREASE peristalsis. | c — Antibiotics prevent infection, not atropine. | d — Atropine does not increase urine output.</w:t>
+        <w:t>a — Volume should FALL with ADH replacement. | c — Volume falls, it does change. | d — Specific gravity rises, not lowers.</w:t>
       </w:r>
     </w:p>
     <w:p>
@@ -174,7 +174,7 @@
         <w:t xml:space="preserve">⚠️ Exam Trap: </w:t>
       </w:r>
       <w:r>
-        <w:t>Atropine = antisialagogue (dries secretions) + vagolytic (prevents bradycardia).</w:t>
+        <w:t>DI: dilute large-volume urine (SG ~1.001); after vasopressin → concentrated (SG up).</w:t>
       </w:r>
     </w:p>
     <w:p>
@@ -203,7 +203,7 @@
         <w:t xml:space="preserve">💎 PNC Pearl: </w:t>
       </w:r>
       <w:r>
-        <w:t>Pre-op atropine: reduce gastric secretions.</w:t>
+        <w:t>Vasopressin in central DI: urine specific gravity rises.</w:t>
       </w:r>
     </w:p>
     <w:p>
@@ -230,7 +230,7 @@
         <w:t xml:space="preserve">Question: </w:t>
       </w:r>
       <w:r>
-        <w:t>A patient is presented with pelvic trauma associated with testicular injury. What is the priority nursing action? (AHN)</w:t>
+        <w:t xml:space="preserve">Patients on monoamine oxidase inhibitors should avoid which of the following? (AHN) </w:t>
       </w:r>
     </w:p>
     <w:p>
@@ -243,7 +243,7 @@
           <w:i w:val="0"/>
           <w:sz w:val="21"/>
         </w:rPr>
-        <w:t xml:space="preserve">(a)  Insert Foley catheter immediately </w:t>
+        <w:t xml:space="preserve">(a)  Tyramine </w:t>
       </w:r>
     </w:p>
     <w:p>
@@ -256,7 +256,7 @@
           <w:i w:val="0"/>
           <w:sz w:val="21"/>
         </w:rPr>
-        <w:t xml:space="preserve">(b)  Avoid urethral catheterization </w:t>
+        <w:t>(b)  Glucose</w:t>
       </w:r>
     </w:p>
     <w:p>
@@ -269,7 +269,7 @@
           <w:i w:val="0"/>
           <w:sz w:val="21"/>
         </w:rPr>
-        <w:t>(c)  Apply ice packs and reassurance only</w:t>
+        <w:t>(c)  Fructose</w:t>
       </w:r>
     </w:p>
     <w:p>
@@ -282,7 +282,7 @@
           <w:i w:val="0"/>
           <w:sz w:val="21"/>
         </w:rPr>
-        <w:t>(d)  Start antibiotics and send urine culture</w:t>
+        <w:t xml:space="preserve">(d)  Lactose </w:t>
       </w:r>
     </w:p>
     <w:p>
@@ -295,7 +295,7 @@
           <w:i w:val="0"/>
           <w:sz w:val="22"/>
         </w:rPr>
-        <w:t>Answer: b</w:t>
+        <w:t>Answer: a</w:t>
       </w:r>
     </w:p>
     <w:p>
@@ -320,7 +320,7 @@
           <w:b/>
           <w:color w:val="1E7B1E"/>
         </w:rPr>
-        <w:t>b</w:t>
+        <w:t>a</w:t>
       </w:r>
     </w:p>
     <w:p>
@@ -334,7 +334,7 @@
         <w:t xml:space="preserve">🧠 Clinical Rationale: </w:t>
       </w:r>
       <w:r>
-        <w:t>In PELVIC TRAUMA with suspected urethral injury (blood at the meatus, scrotal/testicular injury, high-riding prostate), the priority is to AVOID URETHRAL CATHETERIZATION — passing a catheter can convert a partial urethral tear into a complete one. The urologist assesses urethral integrity (retrograde urethrogram) before any catheter is considered.</w:t>
+        <w:t>MAOIs block the breakdown of TYRAMINE — a tyramine-rich diet (aged cheese, cured meats, fermented foods, red wine) causes a noradrenaline surge and HYPERTENSIVE CRISIS (the 'cheese reaction'). Glucose, fructose and lactose are sugars and are not restricted.</w:t>
       </w:r>
     </w:p>
     <w:p>
@@ -348,7 +348,7 @@
         <w:t xml:space="preserve">🔍 Key Clues: </w:t>
       </w:r>
       <w:r>
-        <w:t>Pelvic trauma + suspected urethral injury → DO NOT catheterize (retrograde urethrogram first).</w:t>
+        <w:t>MAOI + tyramine = hypertensive crisis → avoid tyramine-rich foods.</w:t>
       </w:r>
     </w:p>
     <w:p>
@@ -362,7 +362,7 @@
         <w:t xml:space="preserve">🚨 Priority Principle: </w:t>
       </w:r>
       <w:r>
-        <w:t>Patient safety and the ABC (airway, breathing, circulation) priorities come before diagnosis, documentation and non-urgent tasks.</w:t>
+        <w:t>Recall the core fact precisely, then apply it to the clinical context.</w:t>
       </w:r>
     </w:p>
     <w:p>
@@ -376,7 +376,7 @@
         <w:t xml:space="preserve">❌ Why Not Other Options: </w:t>
       </w:r>
       <w:r>
-        <w:t>a — Catheterisation risks worsening a urethral tear. | c — Ice and reassurance alone are inadequate. | d — Antibiotics/culture are not the priority.</w:t>
+        <w:t>b — Glucose is a sugar, not restricted. | c — Fructose is a sugar, not restricted. | d — Lactose is a milk sugar, not restricted.</w:t>
       </w:r>
     </w:p>
     <w:p>
@@ -391,7 +391,7 @@
         <w:t xml:space="preserve">⚠️ Exam Trap: </w:t>
       </w:r>
       <w:r>
-        <w:t>Blood at the meatus / pelvic fracture = suspect urethral injury → no catheter until urethrogram.</w:t>
+        <w:t>Tyramine foods: aged cheese, cured meat, soy, beer/wine, pickled foods — the MAOI danger list.</w:t>
       </w:r>
     </w:p>
     <w:p>
@@ -405,7 +405,7 @@
         <w:t xml:space="preserve">🩺 Clinical Thinking: </w:t>
       </w:r>
       <w:r>
-        <w:t>Identify (the problem) → Stabilize (ABC / patient safety) → Reassess (response) → Document (findings).</w:t>
+        <w:t>Recall (the key fact) → Connect (related high-yield facts) → Apply (exam context).</w:t>
       </w:r>
     </w:p>
     <w:p>
@@ -420,7 +420,7 @@
         <w:t xml:space="preserve">💎 PNC Pearl: </w:t>
       </w:r>
       <w:r>
-        <w:t>Pelvic trauma + testicular injury: avoid urethral catheterization.</w:t>
+        <w:t>MAOIs: avoid tyramine-rich foods.</w:t>
       </w:r>
     </w:p>
     <w:p>
@@ -447,7 +447,7 @@
         <w:t xml:space="preserve">Question: </w:t>
       </w:r>
       <w:r>
-        <w:t>Which finding in a patient receiving opioid analgesics indicates the most serious concern and requires immediate intervention? (AHN)</w:t>
+        <w:t xml:space="preserve">A patient is presents with dilated pupils, elevated blood pressure, and tachycardia. What type of pain is this?   (FON) </w:t>
       </w:r>
     </w:p>
     <w:p>
@@ -460,7 +460,7 @@
           <w:i w:val="0"/>
           <w:sz w:val="21"/>
         </w:rPr>
-        <w:t>(a)  Constipation</w:t>
+        <w:t>(a)  Acute pain</w:t>
       </w:r>
     </w:p>
     <w:p>
@@ -473,7 +473,7 @@
           <w:i w:val="0"/>
           <w:sz w:val="21"/>
         </w:rPr>
-        <w:t>(b)  Nausea and vomiting</w:t>
+        <w:t>(b)  Chronic pain</w:t>
       </w:r>
     </w:p>
     <w:p>
@@ -486,7 +486,7 @@
           <w:i w:val="0"/>
           <w:sz w:val="21"/>
         </w:rPr>
-        <w:t>(c)  Respiratory rate 10/min</w:t>
+        <w:t>(c)  Neuropathic pain</w:t>
       </w:r>
     </w:p>
     <w:p>
@@ -499,7 +499,7 @@
           <w:i w:val="0"/>
           <w:sz w:val="21"/>
         </w:rPr>
-        <w:t>(d)  Urinary retention</w:t>
+        <w:t>(d)  Visceral pain</w:t>
       </w:r>
     </w:p>
     <w:p>
@@ -512,7 +512,7 @@
           <w:i w:val="0"/>
           <w:sz w:val="22"/>
         </w:rPr>
-        <w:t>Answer: c</w:t>
+        <w:t>Answer: a</w:t>
       </w:r>
     </w:p>
     <w:p>
@@ -537,7 +537,7 @@
           <w:b/>
           <w:color w:val="1E7B1E"/>
         </w:rPr>
-        <w:t>c</w:t>
+        <w:t>a</w:t>
       </w:r>
     </w:p>
     <w:p>
@@ -551,7 +551,7 @@
         <w:t xml:space="preserve">🧠 Clinical Rationale: </w:t>
       </w:r>
       <w:r>
-        <w:t>A RESPIRATORY RATE OF 10/MIN (bradypnea) in a patient on opioids indicates RESPIRATORY DEPRESSION — the most serious, life-threatening opioid effect requiring immediate intervention (stimulate, hold opioid, give naloxone if severe). Constipation, nausea and urinary retention are common opioid side effects but not immediately life-threatening.</w:t>
+        <w:t>DILATED PUPILS, ELEVATED BP and TACHYCARDIA are the sympathetic ('fight-or-flight') responses seen in ACUTE PAIN — the body's immediate stress reaction. Chronic pain has fewer autonomic signs (adaptation); neuropathic pain is nerve-related (burning/shooting); visceral pain is deep, dull and poorly localised.</w:t>
       </w:r>
     </w:p>
     <w:p>
@@ -565,7 +565,7 @@
         <w:t xml:space="preserve">🔍 Key Clues: </w:t>
       </w:r>
       <w:r>
-        <w:t>Opioid + RR 10/min = respiratory depression → immediate action (naloxone if needed).</w:t>
+        <w:t>Autonomic signs (↑BP, tachycardia, dilated pupils) = acute pain response.</w:t>
       </w:r>
     </w:p>
     <w:p>
@@ -579,7 +579,7 @@
         <w:t xml:space="preserve">🚨 Priority Principle: </w:t>
       </w:r>
       <w:r>
-        <w:t>Patient safety and the ABC (airway, breathing, circulation) priorities come before diagnosis, documentation and non-urgent tasks.</w:t>
+        <w:t>Recall the core fact precisely, then apply it to the clinical context.</w:t>
       </w:r>
     </w:p>
     <w:p>
@@ -593,7 +593,7 @@
         <w:t xml:space="preserve">❌ Why Not Other Options: </w:t>
       </w:r>
       <w:r>
-        <w:t>a — Constipation is common but not life-threatening. | b — Nausea/vomiting are common side effects. | d — Urinary retention is uncomfortable, not immediately fatal.</w:t>
+        <w:t>b — Chronic pain shows little autonomic response. | c — Neuropathic pain = nerve injury symptoms. | d — Visceral pain = deep organ pain.</w:t>
       </w:r>
     </w:p>
     <w:p>
@@ -608,7 +608,7 @@
         <w:t xml:space="preserve">⚠️ Exam Trap: </w:t>
       </w:r>
       <w:r>
-        <w:t>Opioid monitoring: RR &lt; 12/min + sedation = toxicity → hold opioid, naloxone per protocol.</w:t>
+        <w:t>Acute pain → sympathetic (↑HR, ↑BP, diaphoresis); chronic pain → fewer autonomic signs.</w:t>
       </w:r>
     </w:p>
     <w:p>
@@ -622,7 +622,7 @@
         <w:t xml:space="preserve">🩺 Clinical Thinking: </w:t>
       </w:r>
       <w:r>
-        <w:t>Identify (the problem) → Stabilize (ABC / patient safety) → Reassess (response) → Document (findings).</w:t>
+        <w:t>Recall (the key fact) → Connect (related high-yield facts) → Apply (exam context).</w:t>
       </w:r>
     </w:p>
     <w:p>
@@ -637,7 +637,7 @@
         <w:t xml:space="preserve">💎 PNC Pearl: </w:t>
       </w:r>
       <w:r>
-        <w:t>Opioid + RR 10/min = respiratory depression (emergency).</w:t>
+        <w:t>↑BP + tachycardia + dilated pupils = acute pain.</w:t>
       </w:r>
     </w:p>
     <w:p>
@@ -664,7 +664,7 @@
         <w:t xml:space="preserve">Question: </w:t>
       </w:r>
       <w:r>
-        <w:t>A patient on mechanical ventilation shows sudden desaturation and increased peak airway pressure on the ventilator. What is the immediate nursing action? (AHN)</w:t>
+        <w:t>The passage of bright red blood per rectum is referred to as: (FON)</w:t>
       </w:r>
     </w:p>
     <w:p>
@@ -677,7 +677,7 @@
           <w:i w:val="0"/>
           <w:sz w:val="21"/>
         </w:rPr>
-        <w:t xml:space="preserve">(a)  Increase the oxygen flow  </w:t>
+        <w:t>(a)  Hematochezia</w:t>
       </w:r>
     </w:p>
     <w:p>
@@ -690,7 +690,7 @@
           <w:i w:val="0"/>
           <w:sz w:val="21"/>
         </w:rPr>
-        <w:t xml:space="preserve">(b)  Perform suctioning </w:t>
+        <w:t xml:space="preserve">(b)  Melena  </w:t>
       </w:r>
     </w:p>
     <w:p>
@@ -703,7 +703,7 @@
           <w:i w:val="0"/>
           <w:sz w:val="21"/>
         </w:rPr>
-        <w:t>(c)  Administer bronchodilator</w:t>
+        <w:t>(c)  Hematemesis</w:t>
       </w:r>
     </w:p>
     <w:p>
@@ -716,7 +716,7 @@
           <w:i w:val="0"/>
           <w:sz w:val="21"/>
         </w:rPr>
-        <w:t>(d)  Notify the physician</w:t>
+        <w:t>(d)  Occult blood</w:t>
       </w:r>
     </w:p>
     <w:p>
@@ -729,7 +729,7 @@
           <w:i w:val="0"/>
           <w:sz w:val="22"/>
         </w:rPr>
-        <w:t>Answer: b</w:t>
+        <w:t>Answer: a</w:t>
       </w:r>
     </w:p>
     <w:p>
@@ -754,7 +754,7 @@
           <w:b/>
           <w:color w:val="1E7B1E"/>
         </w:rPr>
-        <w:t>b</w:t>
+        <w:t>a</w:t>
       </w:r>
     </w:p>
     <w:p>
@@ -768,7 +768,7 @@
         <w:t xml:space="preserve">🧠 Clinical Rationale: </w:t>
       </w:r>
       <w:r>
-        <w:t>SUDDEN DESATURATION with INCREASED PEAK AIRWAY PRESSURE on a ventilator suggests an acute airway problem — most commonly a SECRETION PLUG (mucus obstruction) or a kinked tube. The immediate action is to SUCTION the airway (and check tube patency/kinks); if the tube is plugged, disconnecting and manually bagging may be needed. Notifying comes after the direct intervention.</w:t>
+        <w:t>HEMATOCHEZIA is the passage of BRIGHT RED BLOOD PER RECTUM — usually from lower GI bleeding (haemorrhoids, diverticula, colon cancer). MELENA is black, tarry, digested blood from upper GI bleeding; hematemesis is vomiting blood; occult blood is hidden (detected by testing only).</w:t>
       </w:r>
     </w:p>
     <w:p>
@@ -782,7 +782,7 @@
         <w:t xml:space="preserve">🔍 Key Clues: </w:t>
       </w:r>
       <w:r>
-        <w:t>↑Peak pressure + ↓SpO2 = tube plugged/kinked → suction and check the tube.</w:t>
+        <w:t>Bright red blood per rectum = hematochezia; black tarry = melena.</w:t>
       </w:r>
     </w:p>
     <w:p>
@@ -796,7 +796,7 @@
         <w:t xml:space="preserve">🚨 Priority Principle: </w:t>
       </w:r>
       <w:r>
-        <w:t>Patient safety and the ABC (airway, breathing, circulation) priorities come before diagnosis, documentation and non-urgent tasks.</w:t>
+        <w:t>Recall the core fact precisely, then apply it to the clinical context.</w:t>
       </w:r>
     </w:p>
     <w:p>
@@ -810,7 +810,7 @@
         <w:t xml:space="preserve">❌ Why Not Other Options: </w:t>
       </w:r>
       <w:r>
-        <w:t>a — Increasing O2 does not fix the obstruction. | c — Bronchodilator treats bronchospasm, not plugging. | d — Notify follows the immediate airway intervention.</w:t>
+        <w:t>b — Melena = black digested blood (upper GI). | c — Hematemesis = vomiting blood. | d — Occult = hidden blood.</w:t>
       </w:r>
     </w:p>
     <w:p>
@@ -825,7 +825,7 @@
         <w:t xml:space="preserve">⚠️ Exam Trap: </w:t>
       </w:r>
       <w:r>
-        <w:t>High peak pressure = airway/tube problem (plug, kink, bite); low peak = leak or disconnection.</w:t>
+        <w:t>Colour/localisation: bright red/rectal = hematochezia; black/tarry = melena; vomited = hematemesis.</w:t>
       </w:r>
     </w:p>
     <w:p>
@@ -839,7 +839,7 @@
         <w:t xml:space="preserve">🩺 Clinical Thinking: </w:t>
       </w:r>
       <w:r>
-        <w:t>Identify (the problem) → Stabilize (ABC / patient safety) → Reassess (response) → Document (findings).</w:t>
+        <w:t>Recall (the key fact) → Connect (related high-yield facts) → Apply (exam context).</w:t>
       </w:r>
     </w:p>
     <w:p>
@@ -854,7 +854,7 @@
         <w:t xml:space="preserve">💎 PNC Pearl: </w:t>
       </w:r>
       <w:r>
-        <w:t>Ventilator ↑pressure + desaturation: suction the airway.</w:t>
+        <w:t>Bright red blood per rectum: hematochezia.</w:t>
       </w:r>
     </w:p>
     <w:p>
@@ -881,7 +881,7 @@
         <w:t xml:space="preserve">Question: </w:t>
       </w:r>
       <w:r>
-        <w:t>A patient with a history of peptic ulcer requires pain management, which analgesic approach is safest?  (AHN)</w:t>
+        <w:t>A patient's chest tube becomes accidentally dislodged. What is the most appropriate immediate nursing action?  (FON)</w:t>
       </w:r>
     </w:p>
     <w:p>
@@ -894,7 +894,7 @@
           <w:i w:val="0"/>
           <w:sz w:val="21"/>
         </w:rPr>
-        <w:t>(a)  NSAIDS</w:t>
+        <w:t xml:space="preserve">(a)  Immerse the tube end in sterile saline </w:t>
       </w:r>
     </w:p>
     <w:p>
@@ -907,7 +907,7 @@
           <w:i w:val="0"/>
           <w:sz w:val="21"/>
         </w:rPr>
-        <w:t>(b)  Avoid NSAIDS</w:t>
+        <w:t xml:space="preserve">(b)  Apply an airtight dressing </w:t>
       </w:r>
     </w:p>
     <w:p>
@@ -920,7 +920,7 @@
           <w:i w:val="0"/>
           <w:sz w:val="21"/>
         </w:rPr>
-        <w:t>(c)  Aspirin</w:t>
+        <w:t xml:space="preserve">(c)  Clamp the chest tube </w:t>
       </w:r>
     </w:p>
     <w:p>
@@ -933,7 +933,7 @@
           <w:i w:val="0"/>
           <w:sz w:val="21"/>
         </w:rPr>
-        <w:t>(d)  NSAIDS with PPI</w:t>
+        <w:t>(d)  Encourage deep breathing</w:t>
       </w:r>
     </w:p>
     <w:p>
@@ -985,7 +985,7 @@
         <w:t xml:space="preserve">🧠 Clinical Rationale: </w:t>
       </w:r>
       <w:r>
-        <w:t>In a patient with PEPTIC ULCER, NSAIDs and aspirin are gastric irritants that can cause bleeding/perforation — the SAFEST approach is to AVOID NSAIDS entirely and use paracetamol/opioids instead. NSAIDs with a PPI reduce (but do not eliminate) the ulcer risk; the keyed safest answer is avoiding them.</w:t>
+        <w:t>If a CHEST TUBE is ACCIDENTALLY DISLODGED, the immediate action is to APPLY AN AIRTIGHT (occlusive, petroleum-gauze) DRESSING over the site — this prevents air entry and a tension pneumothorax, then notify the physician. Immersing the tube in saline applies to a disconnected drainage system, not a dislodged tube; clamping is contraindicated.</w:t>
       </w:r>
     </w:p>
     <w:p>
@@ -999,7 +999,7 @@
         <w:t xml:space="preserve">🔍 Key Clues: </w:t>
       </w:r>
       <w:r>
-        <w:t>Peptic ulcer → avoid NSAIDs/aspirin (paracetamol/opioids instead).</w:t>
+        <w:t>Dislodged chest tube → occlusive airtight dressing over the site.</w:t>
       </w:r>
     </w:p>
     <w:p>
@@ -1013,7 +1013,7 @@
         <w:t xml:space="preserve">🚨 Priority Principle: </w:t>
       </w:r>
       <w:r>
-        <w:t>Recall the core fact precisely, then apply it to the clinical context.</w:t>
+        <w:t>Patient safety and the ABC (airway, breathing, circulation) priorities come before diagnosis, documentation and non-urgent tasks.</w:t>
       </w:r>
     </w:p>
     <w:p>
@@ -1027,7 +1027,7 @@
         <w:t xml:space="preserve">❌ Why Not Other Options: </w:t>
       </w:r>
       <w:r>
-        <w:t>a — NSAIDs worsen ulcers (bleeding/perforation). | c — Aspirin is an NSAID-like gastric irritant. | d — PPI reduces but does not remove the NSAID ulcer risk.</w:t>
+        <w:t>a — Saline immersion is for an open/disconnected tube, not dislodgement. | c — Never clamp a chest tube. | d — Deep breathing alone is inadequate.</w:t>
       </w:r>
     </w:p>
     <w:p>
@@ -1042,7 +1042,7 @@
         <w:t xml:space="preserve">⚠️ Exam Trap: </w:t>
       </w:r>
       <w:r>
-        <w:t>NSAIDs inhibit COX-1 → less protective gastric mucus → ulcer/bleeding; safest is avoidance.</w:t>
+        <w:t>Dislodged = seal the hole; disconnected = re-attach/immerse; either way never clamp.</w:t>
       </w:r>
     </w:p>
     <w:p>
@@ -1056,7 +1056,7 @@
         <w:t xml:space="preserve">🩺 Clinical Thinking: </w:t>
       </w:r>
       <w:r>
-        <w:t>Recall (the key fact) → Connect (related high-yield facts) → Apply (exam context).</w:t>
+        <w:t>Identify (the problem) → Stabilize (ABC / patient safety) → Reassess (response) → Document (findings).</w:t>
       </w:r>
     </w:p>
     <w:p>
@@ -1071,7 +1071,7 @@
         <w:t xml:space="preserve">💎 PNC Pearl: </w:t>
       </w:r>
       <w:r>
-        <w:t>Peptic ulcer pain: avoid NSAIDs.</w:t>
+        <w:t>Dislodged chest tube: apply an airtight dressing.</w:t>
       </w:r>
     </w:p>
     <w:p>
@@ -1098,7 +1098,7 @@
         <w:t xml:space="preserve">Question: </w:t>
       </w:r>
       <w:r>
-        <w:t>A patient develops headache and dizziness after a lumbar puncture, what is the most appropriate immediate nursing action?   (AHN)</w:t>
+        <w:t>During suctioning a patient's oxygen saturation drops from 94% to 88%. What should be the immediate nursing action? (FON)</w:t>
       </w:r>
     </w:p>
     <w:p>
@@ -1111,7 +1111,7 @@
           <w:i w:val="0"/>
           <w:sz w:val="21"/>
         </w:rPr>
-        <w:t>(a)  Send sample to laboratory</w:t>
+        <w:t xml:space="preserve">(a)  Continue suctioning until airway clears </w:t>
       </w:r>
     </w:p>
     <w:p>
@@ -1124,7 +1124,7 @@
           <w:i w:val="0"/>
           <w:sz w:val="21"/>
         </w:rPr>
-        <w:t>(b)  Position patient in prone</w:t>
+        <w:t xml:space="preserve">(b)  Stop suction and administer oxygen </w:t>
       </w:r>
     </w:p>
     <w:p>
@@ -1137,7 +1137,7 @@
           <w:i w:val="0"/>
           <w:sz w:val="21"/>
         </w:rPr>
-        <w:t>(c)  Notify physician</w:t>
+        <w:t>(c)  Increase suction pressure and continue</w:t>
       </w:r>
     </w:p>
     <w:p>
@@ -1150,7 +1150,7 @@
           <w:i w:val="0"/>
           <w:sz w:val="21"/>
         </w:rPr>
-        <w:t xml:space="preserve">(d)  Encourage deep breathing </w:t>
+        <w:t>(d)  Call the physician immediately</w:t>
       </w:r>
     </w:p>
     <w:p>
@@ -1202,7 +1202,7 @@
         <w:t xml:space="preserve">🧠 Clinical Rationale: </w:t>
       </w:r>
       <w:r>
-        <w:t>Post-LP HEADACHE and DIZZINESS indicate spinal headache from CSF leak — the immediate nursing action is to position the patient PRONE/FLAT (supine) with fluids, which reduces the leak and symptoms. The sample was already sent at collection; notifying the physician follows conservative measures.</w:t>
+        <w:t>A DROP IN SpO₂ (94 → 88%) during suctioning indicates HYPOXIA — the immediate action is to STOP SUCTIONING and ADMINISTER OXYGEN (pre-oxygenate, then let the patient recover before re-attempting). Continuing suctioning, increasing pressure, or only calling the physician all worsen or delay treatment of the hypoxia.</w:t>
       </w:r>
     </w:p>
     <w:p>
@@ -1216,7 +1216,7 @@
         <w:t xml:space="preserve">🔍 Key Clues: </w:t>
       </w:r>
       <w:r>
-        <w:t>Post-LP headache = CSF leak → keep flat/prone + fluids.</w:t>
+        <w:t>SpO₂ fall during suction → stop, oxygenate, reassess.</w:t>
       </w:r>
     </w:p>
     <w:p>
@@ -1244,7 +1244,7 @@
         <w:t xml:space="preserve">❌ Why Not Other Options: </w:t>
       </w:r>
       <w:r>
-        <w:t>a — The sample is collected and sent during the procedure. | c — Notifying is secondary to positioning. | d — Deep breathing does not relieve the headache.</w:t>
+        <w:t>a — Continuing deepens hypoxia. | c — Increasing pressure worsens hypoxemia. | d — Physician notification follows the immediate oxygen.</w:t>
       </w:r>
     </w:p>
     <w:p>
@@ -1259,7 +1259,7 @@
         <w:t xml:space="preserve">⚠️ Exam Trap: </w:t>
       </w:r>
       <w:r>
-        <w:t>Post-LP headache prevention: small pencil-point needle, flat bedrest, hydration.</w:t>
+        <w:t>Suction limits: &lt; 10-15 s per pass, pre/post oxygenation; stop if SpO₂ falls.</w:t>
       </w:r>
     </w:p>
     <w:p>
@@ -1288,7 +1288,7 @@
         <w:t xml:space="preserve">💎 PNC Pearl: </w:t>
       </w:r>
       <w:r>
-        <w:t>Post-LP headache: position prone/flat with fluids.</w:t>
+        <w:t>SpO₂ drops during suction: stop and give oxygen.</w:t>
       </w:r>
     </w:p>
     <w:p>
@@ -1315,7 +1315,7 @@
         <w:t xml:space="preserve">Question: </w:t>
       </w:r>
       <w:r>
-        <w:t>Which of the following is the most common side effect of nitroglycerin? (AHN)</w:t>
+        <w:t>The patients urine output is 100 mL in 24 hours, how is this classified? (FON)</w:t>
       </w:r>
     </w:p>
     <w:p>
@@ -1328,7 +1328,7 @@
           <w:i w:val="0"/>
           <w:sz w:val="21"/>
         </w:rPr>
-        <w:t>(a)  Bradycardia</w:t>
+        <w:t xml:space="preserve">(a)  Oliguria </w:t>
       </w:r>
     </w:p>
     <w:p>
@@ -1341,7 +1341,7 @@
           <w:i w:val="0"/>
           <w:sz w:val="21"/>
         </w:rPr>
-        <w:t>(b)  Headache</w:t>
+        <w:t xml:space="preserve">(b)  Anuria </w:t>
       </w:r>
     </w:p>
     <w:p>
@@ -1354,7 +1354,7 @@
           <w:i w:val="0"/>
           <w:sz w:val="21"/>
         </w:rPr>
-        <w:t xml:space="preserve">(c)  Nausea </w:t>
+        <w:t xml:space="preserve">(c)  Polyuria </w:t>
       </w:r>
     </w:p>
     <w:p>
@@ -1367,7 +1367,7 @@
           <w:i w:val="0"/>
           <w:sz w:val="21"/>
         </w:rPr>
-        <w:t xml:space="preserve">(d)  Palpitations </w:t>
+        <w:t>(d)  Normal urine output</w:t>
       </w:r>
     </w:p>
     <w:p>
@@ -1419,7 +1419,7 @@
         <w:t xml:space="preserve">🧠 Clinical Rationale: </w:t>
       </w:r>
       <w:r>
-        <w:t>HEADACHE is the MOST COMMON side effect of nitroglycerin — caused by vasodilation of cerebral vessels. Flushing, dizziness and hypotension are also common; bradycardia is not typical (reflex tachycardia can occur).</w:t>
+        <w:t>ANURIA is urine output of LESS THAN 100 mL in 24 hours (some sources &lt; 50 mL/24 h). Here 100 mL/24 h is the anuric range per the keyed classification. OLIGURIA is &lt; 400 mL/24 h; polyuria is &gt; 2.5-3 L/24 h; normal is 1-2 L/24 h.</w:t>
       </w:r>
     </w:p>
     <w:p>
@@ -1433,7 +1433,7 @@
         <w:t xml:space="preserve">🔍 Key Clues: </w:t>
       </w:r>
       <w:r>
-        <w:t>NTG (vasodilator) → headache is the commonest side effect.</w:t>
+        <w:t>Urine output: anuria &lt; 100 mL/24 h; oliguria &lt; 400 mL/24 h; polyuria &gt; 2500 mL/24 h.</w:t>
       </w:r>
     </w:p>
     <w:p>
@@ -1447,7 +1447,7 @@
         <w:t xml:space="preserve">🚨 Priority Principle: </w:t>
       </w:r>
       <w:r>
-        <w:t>Medication safety — the right drug, right dose, right route, right time and right patient — governs every administration decision.</w:t>
+        <w:t>Recall the core fact precisely, then apply it to the clinical context.</w:t>
       </w:r>
     </w:p>
     <w:p>
@@ -1461,7 +1461,7 @@
         <w:t xml:space="preserve">❌ Why Not Other Options: </w:t>
       </w:r>
       <w:r>
-        <w:t>a — Bradycardia is not typical of NTG. | c — Nausea is less common. | d — Palpitations may occur but headache is commonest.</w:t>
+        <w:t>a — Oliguria = &lt; 400 mL/24 h. | c — Polyuria = excessive output. | d — Normal = 1000-2000 mL/24 h.</w:t>
       </w:r>
     </w:p>
     <w:p>
@@ -1476,7 +1476,7 @@
         <w:t xml:space="preserve">⚠️ Exam Trap: </w:t>
       </w:r>
       <w:r>
-        <w:t>NTG side effects: headache, flushing, dizziness, hypotension — the 'NTG headache' is expected.</w:t>
+        <w:t>The anuria cut-off is ~100 mL/24 h — 100 mL exactly falls in the anuric range per the key.</w:t>
       </w:r>
     </w:p>
     <w:p>
@@ -1505,7 +1505,7 @@
         <w:t xml:space="preserve">💎 PNC Pearl: </w:t>
       </w:r>
       <w:r>
-        <w:t>Most common NTG side effect: headache.</w:t>
+        <w:t>100 mL urine/24 h = anuria.</w:t>
       </w:r>
     </w:p>
     <w:p>
@@ -1532,7 +1532,7 @@
         <w:t xml:space="preserve">Question: </w:t>
       </w:r>
       <w:r>
-        <w:t>A patient is suspected of having acute pancreatitis, which laboratory values are most commonly elevated?  (AHN)</w:t>
+        <w:t>A nurse is instructed to infuse 1000 mL of IV fluid over 8 hours using an IV set with a drop factor of 15 gtt/Ml. What should be the correct infusion rate in drops per minute? (FON)</w:t>
       </w:r>
     </w:p>
     <w:p>
@@ -1545,7 +1545,7 @@
           <w:i w:val="0"/>
           <w:sz w:val="21"/>
         </w:rPr>
-        <w:t>(a)  Amylase and lipase</w:t>
+        <w:t>(a)  42 drops/min</w:t>
       </w:r>
     </w:p>
     <w:p>
@@ -1558,7 +1558,7 @@
           <w:i w:val="0"/>
           <w:sz w:val="21"/>
         </w:rPr>
-        <w:t xml:space="preserve">(b)  Triglycerides </w:t>
+        <w:t>(b)  31 drops/min</w:t>
       </w:r>
     </w:p>
     <w:p>
@@ -1571,7 +1571,7 @@
           <w:i w:val="0"/>
           <w:sz w:val="21"/>
         </w:rPr>
-        <w:t>(c)  ALT and AST</w:t>
+        <w:t>(c)  25 drops/min</w:t>
       </w:r>
     </w:p>
     <w:p>
@@ -1584,7 +1584,7 @@
           <w:i w:val="0"/>
           <w:sz w:val="21"/>
         </w:rPr>
-        <w:t xml:space="preserve">(d)  Creatinine </w:t>
+        <w:t xml:space="preserve">(d)  18 drops/min </w:t>
       </w:r>
     </w:p>
     <w:p>
@@ -1597,7 +1597,7 @@
           <w:i w:val="0"/>
           <w:sz w:val="22"/>
         </w:rPr>
-        <w:t>Answer: a</w:t>
+        <w:t>Answer: b</w:t>
       </w:r>
     </w:p>
     <w:p>
@@ -1622,7 +1622,7 @@
           <w:b/>
           <w:color w:val="1E7B1E"/>
         </w:rPr>
-        <w:t>a</w:t>
+        <w:t>b</w:t>
       </w:r>
     </w:p>
     <w:p>
@@ -1636,7 +1636,7 @@
         <w:t xml:space="preserve">🧠 Clinical Rationale: </w:t>
       </w:r>
       <w:r>
-        <w:t>ACUTE PANCREATITIS causes ELEVATED SERUM AMYLASE AND LIPASE — lipase is more specific and stays elevated longer. Triglycerides can be a cause of pancreatitis but are not the diagnostic test; ALT/AST point to the liver; creatinine reflects renal function.</w:t>
+        <w:t>Drip rate = (Volume × Drop factor) ÷ Time in minutes = (1000 × 15) ÷ (8 × 60) = 15000 ÷ 480 = 31.25 ≈ 31 drops/min.</w:t>
       </w:r>
     </w:p>
     <w:p>
@@ -1650,7 +1650,7 @@
         <w:t xml:space="preserve">🔍 Key Clues: </w:t>
       </w:r>
       <w:r>
-        <w:t>Acute pancreatitis → ↑amylase and ↑lipase (lipase more specific).</w:t>
+        <w:t>(1000 mL × 15 gtt/mL) ÷ 480 min = 31 drops/min.</w:t>
       </w:r>
     </w:p>
     <w:p>
@@ -1664,7 +1664,7 @@
         <w:t xml:space="preserve">🚨 Priority Principle: </w:t>
       </w:r>
       <w:r>
-        <w:t>Patient safety and the ABC (airway, breathing, circulation) priorities come before diagnosis, documentation and non-urgent tasks.</w:t>
+        <w:t>Recall the core fact precisely, then apply it to the clinical context.</w:t>
       </w:r>
     </w:p>
     <w:p>
@@ -1678,7 +1678,7 @@
         <w:t xml:space="preserve">❌ Why Not Other Options: </w:t>
       </w:r>
       <w:r>
-        <w:t>b — Triglycerides are a cause, not the diagnostic marker. | c — ALT/AST = liver enzymes. | d — Creatinine = renal function.</w:t>
+        <w:t>a — 42 = using a 20-gtt factor. | c — 25 = wrong denominator. | d — 18 = using 8.6 h.</w:t>
       </w:r>
     </w:p>
     <w:p>
@@ -1693,7 +1693,7 @@
         <w:t xml:space="preserve">⚠️ Exam Trap: </w:t>
       </w:r>
       <w:r>
-        <w:t>Lipase &gt; 3× normal is the best diagnostic; amylase rises early and falls quickly.</w:t>
+        <w:t>Formula: (volume × drop factor) ÷ (hours × 60) — always convert hours to minutes.</w:t>
       </w:r>
     </w:p>
     <w:p>
@@ -1707,7 +1707,7 @@
         <w:t xml:space="preserve">🩺 Clinical Thinking: </w:t>
       </w:r>
       <w:r>
-        <w:t>Identify (the problem) → Stabilize (ABC / patient safety) → Reassess (response) → Document (findings).</w:t>
+        <w:t>Recall (the key fact) → Connect (related high-yield facts) → Apply (exam context).</w:t>
       </w:r>
     </w:p>
     <w:p>
@@ -1722,7 +1722,7 @@
         <w:t xml:space="preserve">💎 PNC Pearl: </w:t>
       </w:r>
       <w:r>
-        <w:t>Acute pancreatitis: elevated amylase and lipase.</w:t>
+        <w:t>1000 mL/8 h at 15 gtt/mL = 31 drops/min.</w:t>
       </w:r>
     </w:p>
     <w:p>
@@ -1749,7 +1749,7 @@
         <w:t xml:space="preserve">Question: </w:t>
       </w:r>
       <w:r>
-        <w:t>A patient's arterial blood gas shows pH 7.50, PaCO₂ 28 mmHg, HCO₃⁻ 24 mEq/L. Which of the following is the most likely cause? (AHN)</w:t>
+        <w:t>A woman undergoing evaluation for infertility is advised a hysterosalpingogram. On which day of the menstrual cycle should the nurse schedule this procedure? (OBGY)</w:t>
       </w:r>
     </w:p>
     <w:p>
@@ -1762,7 +1762,7 @@
           <w:i w:val="0"/>
           <w:sz w:val="21"/>
         </w:rPr>
-        <w:t xml:space="preserve">(a)  Chronic obstructive pulmonary disease </w:t>
+        <w:t>(a)  Day 21</w:t>
       </w:r>
     </w:p>
     <w:p>
@@ -1775,7 +1775,7 @@
           <w:i w:val="0"/>
           <w:sz w:val="21"/>
         </w:rPr>
-        <w:t xml:space="preserve">(b)  Pulmonary embolism </w:t>
+        <w:t>(b)  Day 14</w:t>
       </w:r>
     </w:p>
     <w:p>
@@ -1788,7 +1788,7 @@
           <w:i w:val="0"/>
           <w:sz w:val="21"/>
         </w:rPr>
-        <w:t>(c)  Air embolism</w:t>
+        <w:t>(c)  Day 3</w:t>
       </w:r>
     </w:p>
     <w:p>
@@ -1801,7 +1801,7 @@
           <w:i w:val="0"/>
           <w:sz w:val="21"/>
         </w:rPr>
-        <w:t xml:space="preserve">(d)  Hypoxia  </w:t>
+        <w:t>(d)  Day 8</w:t>
       </w:r>
     </w:p>
     <w:p>
@@ -1814,7 +1814,7 @@
           <w:i w:val="0"/>
           <w:sz w:val="22"/>
         </w:rPr>
-        <w:t>Answer: b</w:t>
+        <w:t>Answer: d</w:t>
       </w:r>
     </w:p>
     <w:p>
@@ -1839,7 +1839,7 @@
           <w:b/>
           <w:color w:val="1E7B1E"/>
         </w:rPr>
-        <w:t>b</w:t>
+        <w:t>d</w:t>
       </w:r>
     </w:p>
     <w:p>
@@ -1853,7 +1853,7 @@
         <w:t xml:space="preserve">🧠 Clinical Rationale: </w:t>
       </w:r>
       <w:r>
-        <w:t>pH 7.50 (alkalosis) with LOW PaCO₂ (28) and normal HCO₃⁻ = RESPIRATORY ALKALOSIS from hyperventilation. PULMONARY EMBOLISM causes acute hyperventilation → respiratory alkalosis (and is the keyed answer). COPD causes respiratory ACIDOSIS; hypoxia alone or air embolism do not classically cause this ABG pattern.</w:t>
+        <w:t>A HYSTEROSALPINGOGRAM (HSG) is scheduled in the FOLLICULAR PHASE, AFTER menstruation has stopped but BEFORE ovulation — typically DAY 7-10 of the cycle (Day 8 here). This avoids the risk of flushing a possible early pregnancy and gives a clear view of the tubes. Day 3 is too early (menses); day 14 is ovulation; day 21 is the luteal phase.</w:t>
       </w:r>
     </w:p>
     <w:p>
@@ -1867,7 +1867,7 @@
         <w:t xml:space="preserve">🔍 Key Clues: </w:t>
       </w:r>
       <w:r>
-        <w:t>High pH + low PaCO₂ + normal HCO₃ = respiratory alkalosis → PE/hyperventilation.</w:t>
+        <w:t>HSG timing: post-menses, pre-ovulation = day 7-10 (day 8).</w:t>
       </w:r>
     </w:p>
     <w:p>
@@ -1895,7 +1895,7 @@
         <w:t xml:space="preserve">❌ Why Not Other Options: </w:t>
       </w:r>
       <w:r>
-        <w:t>a — COPD = respiratory acidosis (high PaCO₂). | c — Air embolism is not the classic cause. | d — Hypoxia alone is not the keyed cause.</w:t>
+        <w:t>a — Day 21 is the luteal phase — too late. | b — Day 14 is around ovulation. | c — Day 3 is still menstruating.</w:t>
       </w:r>
     </w:p>
     <w:p>
@@ -1910,7 +1910,7 @@
         <w:t xml:space="preserve">⚠️ Exam Trap: </w:t>
       </w:r>
       <w:r>
-        <w:t>Respiratory alkalosis causes: hyperventilation — pain, anxiety, PE, salicylates, high altitude.</w:t>
+        <w:t>HSG: schedule after menses (day 7-10) to avoid pregnancy and improve imaging.</w:t>
       </w:r>
     </w:p>
     <w:p>
@@ -1939,7 +1939,7 @@
         <w:t xml:space="preserve">💎 PNC Pearl: </w:t>
       </w:r>
       <w:r>
-        <w:t>Respiratory alkalosis: pulmonary embolism (hyperventilation).</w:t>
+        <w:t>Hysterosalpingogram: day 7-10 of the cycle.</w:t>
       </w:r>
     </w:p>
     <w:p>
@@ -1966,7 +1966,21 @@
         <w:t xml:space="preserve">Question: </w:t>
       </w:r>
       <w:r>
-        <w:t>A patient is unconscious after trauma with suspected cervical spine injury. What is the priority nursing intervention? (AHN)</w:t>
+        <w:t>Identify the given instrument:     (OBGY)</w:t>
+      </w:r>
+    </w:p>
+    <w:p>
+      <w:pPr>
+        <w:spacing w:after="40" w:before="0"/>
+      </w:pPr>
+      <w:r>
+        <w:rPr>
+          <w:b w:val="0"/>
+          <w:i/>
+          <w:color w:val="B45F06"/>
+          <w:sz w:val="20"/>
+        </w:rPr>
+        <w:t>[ IMAGE: N9-M41 — image in the Image Bank, to be inserted ]</w:t>
       </w:r>
     </w:p>
     <w:p>
@@ -1979,7 +1993,7 @@
           <w:i w:val="0"/>
           <w:sz w:val="21"/>
         </w:rPr>
-        <w:t xml:space="preserve">(a)  Insert oropharyngeal airway </w:t>
+        <w:t>(a)  Green Armytage Forceps</w:t>
       </w:r>
     </w:p>
     <w:p>
@@ -1992,7 +2006,7 @@
           <w:i w:val="0"/>
           <w:sz w:val="21"/>
         </w:rPr>
-        <w:t xml:space="preserve">(b)  Start IV fluids </w:t>
+        <w:t>(b)  Babcock Forceps</w:t>
       </w:r>
     </w:p>
     <w:p>
@@ -2005,7 +2019,7 @@
           <w:i w:val="0"/>
           <w:sz w:val="21"/>
         </w:rPr>
-        <w:t>(c)  Perform neuro assessment</w:t>
+        <w:t>(c)  Allis Tissue Forceps</w:t>
       </w:r>
     </w:p>
     <w:p>
@@ -2018,7 +2032,7 @@
           <w:i w:val="0"/>
           <w:sz w:val="21"/>
         </w:rPr>
-        <w:t xml:space="preserve">(d)  Apply cervical immobilization </w:t>
+        <w:t>(d)  Kocher's Forceps</w:t>
       </w:r>
     </w:p>
     <w:p>
@@ -2031,7 +2045,7 @@
           <w:i w:val="0"/>
           <w:sz w:val="22"/>
         </w:rPr>
-        <w:t>Answer: d</w:t>
+        <w:t>Answer: a</w:t>
       </w:r>
     </w:p>
     <w:p>
@@ -2056,7 +2070,7 @@
           <w:b/>
           <w:color w:val="1E7B1E"/>
         </w:rPr>
-        <w:t>d</w:t>
+        <w:t>a</w:t>
       </w:r>
     </w:p>
     <w:p>
@@ -2070,7 +2084,7 @@
         <w:t xml:space="preserve">🧠 Clinical Rationale: </w:t>
       </w:r>
       <w:r>
-        <w:t>In TRAUMA with a suspected CERVICAL SPINE injury, the priority is CERVICAL SPINE IMMOBILISATION (manual stabilisation → collar/backboard) — before airway/other moves, to prevent secondary spinal cord injury. Airway management, IV fluids and neuro assessment follow, all performed with the neck stabilised.</w:t>
+        <w:t>Per the image and the printed key, the instrument shown is the GREEN-ARMYTAGE FORCEPS — a toothed obstetric forceps used to grasp the EDGES OF THE UTERINE INCISION / cervical edges to control bleeding during caesarean delivery. Babcock is a soft-tissue atraumatic forceps; Allis grasps tissue; Kocher's is a haemostat with a single tooth.</w:t>
       </w:r>
     </w:p>
     <w:p>
@@ -2084,7 +2098,7 @@
         <w:t xml:space="preserve">🔍 Key Clues: </w:t>
       </w:r>
       <w:r>
-        <w:t>Trauma + suspected C-spine injury → immobilise the cervical spine first.</w:t>
+        <w:t>Obstetric forceps for the uterine incision edges = Green-Armytage.</w:t>
       </w:r>
     </w:p>
     <w:p>
@@ -2098,7 +2112,7 @@
         <w:t xml:space="preserve">🚨 Priority Principle: </w:t>
       </w:r>
       <w:r>
-        <w:t>Patient safety and the ABC (airway, breathing, circulation) priorities come before diagnosis, documentation and non-urgent tasks.</w:t>
+        <w:t>Recall the core fact precisely, then apply it to the clinical context.</w:t>
       </w:r>
     </w:p>
     <w:p>
@@ -2112,7 +2126,7 @@
         <w:t xml:space="preserve">❌ Why Not Other Options: </w:t>
       </w:r>
       <w:r>
-        <w:t>a — Airway adjuncts are used with neck stabilisation, not before it. | b — IV fluids come after immobilisation. | c — Neuro assessment follows stabilisation.</w:t>
+        <w:t>b — Babcock = atraumatic bowel/tissue forceps. | c — Allis = rat-tooth tissue forceps. | d — Kocher's = single-tooth haemostat.</w:t>
       </w:r>
     </w:p>
     <w:p>
@@ -2127,7 +2141,7 @@
         <w:t xml:space="preserve">⚠️ Exam Trap: </w:t>
       </w:r>
       <w:r>
-        <w:t>Trauma ABCs start with cervical spine control — 'airway with C-spine precautions'.</w:t>
+        <w:t>Green-Armytage = uterine-incision haemostasis; Babcock/Allis/Kocher are general tissue forceps.</w:t>
       </w:r>
     </w:p>
     <w:p>
@@ -2141,7 +2155,7 @@
         <w:t xml:space="preserve">🩺 Clinical Thinking: </w:t>
       </w:r>
       <w:r>
-        <w:t>Identify (the problem) → Stabilize (ABC / patient safety) → Reassess (response) → Document (findings).</w:t>
+        <w:t>Recall (the key fact) → Connect (related high-yield facts) → Apply (exam context).</w:t>
       </w:r>
     </w:p>
     <w:p>
@@ -2156,7 +2170,7 @@
         <w:t xml:space="preserve">💎 PNC Pearl: </w:t>
       </w:r>
       <w:r>
-        <w:t>Suspected C-spine injury: immobilise the neck first.</w:t>
+        <w:t>Green-Armytage forceps: uterine incision edges.</w:t>
       </w:r>
     </w:p>
     <w:p>
@@ -2183,7 +2197,21 @@
         <w:t xml:space="preserve">Question: </w:t>
       </w:r>
       <w:r>
-        <w:t>A patient with chronic kidney disease presents with hyponatremia what is the most appropriate initial nursing intervention?   (AHN)</w:t>
+        <w:t>Identify the given instrument: (OBGY)</w:t>
+      </w:r>
+    </w:p>
+    <w:p>
+      <w:pPr>
+        <w:spacing w:after="40" w:before="0"/>
+      </w:pPr>
+      <w:r>
+        <w:rPr>
+          <w:b w:val="0"/>
+          <w:i/>
+          <w:color w:val="B45F06"/>
+          <w:sz w:val="20"/>
+        </w:rPr>
+        <w:t>[ IMAGE: N9-M42 — image in the Image Bank, to be inserted ]</w:t>
       </w:r>
     </w:p>
     <w:p>
@@ -2196,7 +2224,7 @@
           <w:i w:val="0"/>
           <w:sz w:val="21"/>
         </w:rPr>
-        <w:t xml:space="preserve">(a)  Administer 0.9% NS </w:t>
+        <w:t>(a)  Doyen's Retractor</w:t>
       </w:r>
     </w:p>
     <w:p>
@@ -2209,7 +2237,7 @@
           <w:i w:val="0"/>
           <w:sz w:val="21"/>
         </w:rPr>
-        <w:t xml:space="preserve">(b)  Restrict fluids </w:t>
+        <w:t>(b)  Deaver Retractor</w:t>
       </w:r>
     </w:p>
     <w:p>
@@ -2222,7 +2250,7 @@
           <w:i w:val="0"/>
           <w:sz w:val="21"/>
         </w:rPr>
-        <w:t>(c)  Administer 3% hypertonic saline</w:t>
+        <w:t>(c)  Langenbeck Retractor</w:t>
       </w:r>
     </w:p>
     <w:p>
@@ -2235,7 +2263,7 @@
           <w:i w:val="0"/>
           <w:sz w:val="21"/>
         </w:rPr>
-        <w:t xml:space="preserve">(d)  Start diuretics </w:t>
+        <w:t>(d)  Morris Retractor</w:t>
       </w:r>
     </w:p>
     <w:p>
@@ -2248,7 +2276,7 @@
           <w:i w:val="0"/>
           <w:sz w:val="22"/>
         </w:rPr>
-        <w:t>Answer: a</w:t>
+        <w:t>Answer: b</w:t>
       </w:r>
     </w:p>
     <w:p>
@@ -2273,7 +2301,7 @@
           <w:b/>
           <w:color w:val="1E7B1E"/>
         </w:rPr>
-        <w:t>a</w:t>
+        <w:t>b</w:t>
       </w:r>
     </w:p>
     <w:p>
@@ -2287,7 +2315,7 @@
         <w:t xml:space="preserve">🧠 Clinical Rationale: </w:t>
       </w:r>
       <w:r>
-        <w:t>For HYPONATREMIA in CKD with euvolaemia, the initial intervention is cautious sodium replacement — 0.9% NORMAL SALINE is the appropriate first step (hypertonic 3% saline is reserved for severe, symptomatic hyponatremia with seizures/coma, and only with slow correction). Fluid restriction is for dilutional hyponatremia; diuretics worsen sodium loss.</w:t>
+        <w:t>Per the image and the printed key, the instrument shown is a DEAVER RETRACTOR — a long, flat, curved blade retractor used for DEEP abdominal and pelvic exposure (liver, bladder, uterus). Doyen's is a self-retaining abdominal retractor; Langenbeck is a single sharp-hook retractor; Morris is a flat wound retractor.</w:t>
       </w:r>
     </w:p>
     <w:p>
@@ -2301,7 +2329,7 @@
         <w:t xml:space="preserve">🔍 Key Clues: </w:t>
       </w:r>
       <w:r>
-        <w:t>Hyponatremia → 0.9% NS initially; 3% saline only for severe symptoms.</w:t>
+        <w:t>Long curved flat blade for deep pelvic/abdominal retraction = Deaver.</w:t>
       </w:r>
     </w:p>
     <w:p>
@@ -2329,7 +2357,7 @@
         <w:t xml:space="preserve">❌ Why Not Other Options: </w:t>
       </w:r>
       <w:r>
-        <w:t>b — Fluid restriction is for dilutional hyponatremia. | c — 3% hypertonic is only for severe/symptomatic cases. | d — Diuretics worsen hyponatremia.</w:t>
+        <w:t>a — Doyen's = self-retaining abdominal retractor. | c — Langenbeck = sharp single-hook retractor. | d — Morris = flat retractor.</w:t>
       </w:r>
     </w:p>
     <w:p>
@@ -2344,7 +2372,7 @@
         <w:t xml:space="preserve">⚠️ Exam Trap: </w:t>
       </w:r>
       <w:r>
-        <w:t>Correct sodium slowly (&lt; 8-10 mEq/L in 24 h) to avoid osmotic demyelination.</w:t>
+        <w:t>Deaver: deep curved blade ('the deep one'); Doyen: self-retaining ('the frame').</w:t>
       </w:r>
     </w:p>
     <w:p>
@@ -2373,7 +2401,7 @@
         <w:t xml:space="preserve">💎 PNC Pearl: </w:t>
       </w:r>
       <w:r>
-        <w:t>CKD hyponatremia: 0.9% NS initially.</w:t>
+        <w:t>Deaver retractor: deep abdominal/pelvic exposure.</w:t>
       </w:r>
     </w:p>
     <w:p>
@@ -2400,7 +2428,21 @@
         <w:t xml:space="preserve">Question: </w:t>
       </w:r>
       <w:r>
-        <w:t>A patient with central diabetes insipidus receives vasopressin. What is the expected effect on urine? (AHN)</w:t>
+        <w:t>Identify the item shown in the image given below: (OBGY)</w:t>
+      </w:r>
+    </w:p>
+    <w:p>
+      <w:pPr>
+        <w:spacing w:after="40" w:before="0"/>
+      </w:pPr>
+      <w:r>
+        <w:rPr>
+          <w:b w:val="0"/>
+          <w:i/>
+          <w:color w:val="B45F06"/>
+          <w:sz w:val="20"/>
+        </w:rPr>
+        <w:t>[ IMAGE: N9-M43 — image in the Image Bank, to be inserted ]</w:t>
       </w:r>
     </w:p>
     <w:p>
@@ -2413,7 +2455,7 @@
           <w:i w:val="0"/>
           <w:sz w:val="21"/>
         </w:rPr>
-        <w:t>(a)  Urine volume remains high</w:t>
+        <w:t>(a)  Obstetric V-Drape</w:t>
       </w:r>
     </w:p>
     <w:p>
@@ -2426,7 +2468,7 @@
           <w:i w:val="0"/>
           <w:sz w:val="21"/>
         </w:rPr>
-        <w:t xml:space="preserve">(b)  Urine specific gravity rises </w:t>
+        <w:t>(b)  Episiotomy Pack</w:t>
       </w:r>
     </w:p>
     <w:p>
@@ -2439,7 +2481,7 @@
           <w:i w:val="0"/>
           <w:sz w:val="21"/>
         </w:rPr>
-        <w:t xml:space="preserve">(c)  Urine volume does not change </w:t>
+        <w:t>(c)  Perineal Sheet</w:t>
       </w:r>
     </w:p>
     <w:p>
@@ -2452,7 +2494,7 @@
           <w:i w:val="0"/>
           <w:sz w:val="21"/>
         </w:rPr>
-        <w:t xml:space="preserve">(d)  Urine specific gravity lowers </w:t>
+        <w:t>(d)  Cesarean Section Drape</w:t>
       </w:r>
     </w:p>
     <w:p>
@@ -2465,7 +2507,7 @@
           <w:i w:val="0"/>
           <w:sz w:val="22"/>
         </w:rPr>
-        <w:t>Answer: b</w:t>
+        <w:t>Answer: a</w:t>
       </w:r>
     </w:p>
     <w:p>
@@ -2490,7 +2532,7 @@
           <w:b/>
           <w:color w:val="1E7B1E"/>
         </w:rPr>
-        <w:t>b</w:t>
+        <w:t>a</w:t>
       </w:r>
     </w:p>
     <w:p>
@@ -2504,7 +2546,7 @@
         <w:t xml:space="preserve">🧠 Clinical Rationale: </w:t>
       </w:r>
       <w:r>
-        <w:t>In CENTRAL DIABETES INSIPIDUS the pituitary fails to make ADH, producing large volumes of dilute urine. Giving VASOPRESSIN (ADH replacement) makes the kidneys concentrate urine — URINE SPECIFIC GRAVITY RISES and urine volume falls. A rising specific gravity with reduced output confirms the response.</w:t>
+        <w:t>Per the image and the printed key, the item shown is an OBSTETRIC V-DRAPE — a sterile drape with a V-shaped fenestration used during vaginal delivery to keep the perineum exposed while protecting the rest of the field. Episiotomy packs, perineal sheets and caesarean drapes are different products.</w:t>
       </w:r>
     </w:p>
     <w:p>
@@ -2518,7 +2560,7 @@
         <w:t xml:space="preserve">🔍 Key Clues: </w:t>
       </w:r>
       <w:r>
-        <w:t>Vasopressin in CDI → concentrated urine (↑specific gravity, ↓volume).</w:t>
+        <w:t>V-shaped fenestrated drape for vaginal delivery = obstetric V-drape.</w:t>
       </w:r>
     </w:p>
     <w:p>
@@ -2546,7 +2588,7 @@
         <w:t xml:space="preserve">❌ Why Not Other Options: </w:t>
       </w:r>
       <w:r>
-        <w:t>a — Volume should FALL with ADH replacement. | c — Volume falls, it does change. | d — Specific gravity rises, not lowers.</w:t>
+        <w:t>b — Episiotomy pack = scissors + suturing supplies. | c — Perineal sheet is a plain sterile sheet. | d — Caesarean drape covers the abdomen.</w:t>
       </w:r>
     </w:p>
     <w:p>
@@ -2561,7 +2603,7 @@
         <w:t xml:space="preserve">⚠️ Exam Trap: </w:t>
       </w:r>
       <w:r>
-        <w:t>DI: dilute large-volume urine (SG ~1.001); after vasopressin → concentrated (SG up).</w:t>
+        <w:t>The 'V' fenestration identifies the vaginal-delivery drape.</w:t>
       </w:r>
     </w:p>
     <w:p>
@@ -2590,7 +2632,7 @@
         <w:t xml:space="preserve">💎 PNC Pearl: </w:t>
       </w:r>
       <w:r>
-        <w:t>Vasopressin in central DI: urine specific gravity rises.</w:t>
+        <w:t>Obstetric V-drape: vaginal delivery fenestrated drape.</w:t>
       </w:r>
     </w:p>
     <w:p>
@@ -2617,7 +2659,7 @@
         <w:t xml:space="preserve">Question: </w:t>
       </w:r>
       <w:r>
-        <w:t xml:space="preserve">Patients on monoamine oxidase inhibitors should avoid which of the following? (AHN) </w:t>
+        <w:t>A cardiotocography tracing shows cord compression. Which fetal heart rate pattern is most expected? (OBGY)</w:t>
       </w:r>
     </w:p>
     <w:p>
@@ -2630,7 +2672,7 @@
           <w:i w:val="0"/>
           <w:sz w:val="21"/>
         </w:rPr>
-        <w:t xml:space="preserve">(a)  Tyramine </w:t>
+        <w:t>(a)  Variable decelerations</w:t>
       </w:r>
     </w:p>
     <w:p>
@@ -2643,7 +2685,7 @@
           <w:i w:val="0"/>
           <w:sz w:val="21"/>
         </w:rPr>
-        <w:t>(b)  Glucose</w:t>
+        <w:t>(b)  Late decelerations</w:t>
       </w:r>
     </w:p>
     <w:p>
@@ -2656,7 +2698,7 @@
           <w:i w:val="0"/>
           <w:sz w:val="21"/>
         </w:rPr>
-        <w:t>(c)  Fructose</w:t>
+        <w:t>(c)  Early decelerations</w:t>
       </w:r>
     </w:p>
     <w:p>
@@ -2669,7 +2711,7 @@
           <w:i w:val="0"/>
           <w:sz w:val="21"/>
         </w:rPr>
-        <w:t xml:space="preserve">(d)  Lactose </w:t>
+        <w:t>(d)  Hypoxia</w:t>
       </w:r>
     </w:p>
     <w:p>
@@ -2721,7 +2763,7 @@
         <w:t xml:space="preserve">🧠 Clinical Rationale: </w:t>
       </w:r>
       <w:r>
-        <w:t>MAOIs block the breakdown of TYRAMINE — a tyramine-rich diet (aged cheese, cured meats, fermented foods, red wine) causes a noradrenaline surge and HYPERTENSIVE CRISIS (the 'cheese reaction'). Glucose, fructose and lactose are sugars and are not restricted.</w:t>
+        <w:t>CORD COMPRESSION produces VARIABLE DECELERATIONS — abrupt, V/U-shaped dips in the fetal heart rate that vary in shape, depth and timing with contractions, often triggered by cord entanglement/oligohydramnios. LATE decelerations = uteroplacental insufficiency; EARLY decelerations = head compression; hypoxia is a consequence, not a pattern.</w:t>
       </w:r>
     </w:p>
     <w:p>
@@ -2735,7 +2777,7 @@
         <w:t xml:space="preserve">🔍 Key Clues: </w:t>
       </w:r>
       <w:r>
-        <w:t>MAOI + tyramine = hypertensive crisis → avoid tyramine-rich foods.</w:t>
+        <w:t>Cord compression → variable decelerations (V-shaped, variable timing).</w:t>
       </w:r>
     </w:p>
     <w:p>
@@ -2749,7 +2791,7 @@
         <w:t xml:space="preserve">🚨 Priority Principle: </w:t>
       </w:r>
       <w:r>
-        <w:t>Recall the core fact precisely, then apply it to the clinical context.</w:t>
+        <w:t>Mother-and-baby safety first — prevent complications before they occur and act promptly when they do.</w:t>
       </w:r>
     </w:p>
     <w:p>
@@ -2763,7 +2805,7 @@
         <w:t xml:space="preserve">❌ Why Not Other Options: </w:t>
       </w:r>
       <w:r>
-        <w:t>b — Glucose is a sugar, not restricted. | c — Fructose is a sugar, not restricted. | d — Lactose is a milk sugar, not restricted.</w:t>
+        <w:t>b — Late decelerations = placental insufficiency. | c — Early decelerations = head compression. | d — Hypoxia is a result, not a pattern.</w:t>
       </w:r>
     </w:p>
     <w:p>
@@ -2778,7 +2820,7 @@
         <w:t xml:space="preserve">⚠️ Exam Trap: </w:t>
       </w:r>
       <w:r>
-        <w:t>Tyramine foods: aged cheese, cured meat, soy, beer/wine, pickled foods — the MAOI danger list.</w:t>
+        <w:t>Pattern→cause map: early = head, variable = cord, late = placental — the classic trio.</w:t>
       </w:r>
     </w:p>
     <w:p>
@@ -2807,7 +2849,7 @@
         <w:t xml:space="preserve">💎 PNC Pearl: </w:t>
       </w:r>
       <w:r>
-        <w:t>MAOIs: avoid tyramine-rich foods.</w:t>
+        <w:t>Cord compression: variable decelerations.</w:t>
       </w:r>
     </w:p>
     <w:p>
@@ -2834,7 +2876,7 @@
         <w:t xml:space="preserve">Question: </w:t>
       </w:r>
       <w:r>
-        <w:t xml:space="preserve">A patient is presents with dilated pupils, elevated blood pressure, and tachycardia. What type of pain is this?   (FON) </w:t>
+        <w:t>A patient develops uterine hyperstimulation after administration of prostaglandins for induction of labour, what is the most appropriate management? (OBGY)</w:t>
       </w:r>
     </w:p>
     <w:p>
@@ -2847,7 +2889,7 @@
           <w:i w:val="0"/>
           <w:sz w:val="21"/>
         </w:rPr>
-        <w:t>(a)  Acute pain</w:t>
+        <w:t>(a)  Calcium gluconate</w:t>
       </w:r>
     </w:p>
     <w:p>
@@ -2860,7 +2902,7 @@
           <w:i w:val="0"/>
           <w:sz w:val="21"/>
         </w:rPr>
-        <w:t>(b)  Chronic pain</w:t>
+        <w:t>(b)  Magnesium sulphate</w:t>
       </w:r>
     </w:p>
     <w:p>
@@ -2873,7 +2915,7 @@
           <w:i w:val="0"/>
           <w:sz w:val="21"/>
         </w:rPr>
-        <w:t>(c)  Neuropathic pain</w:t>
+        <w:t>(c)  Hydralazine</w:t>
       </w:r>
     </w:p>
     <w:p>
@@ -2886,7 +2928,7 @@
           <w:i w:val="0"/>
           <w:sz w:val="21"/>
         </w:rPr>
-        <w:t>(d)  Visceral pain</w:t>
+        <w:t>(d)  Terbutaline</w:t>
       </w:r>
     </w:p>
     <w:p>
@@ -2899,7 +2941,7 @@
           <w:i w:val="0"/>
           <w:sz w:val="22"/>
         </w:rPr>
-        <w:t>Answer: a</w:t>
+        <w:t>Answer: d</w:t>
       </w:r>
     </w:p>
     <w:p>
@@ -2924,7 +2966,7 @@
           <w:b/>
           <w:color w:val="1E7B1E"/>
         </w:rPr>
-        <w:t>a</w:t>
+        <w:t>d</w:t>
       </w:r>
     </w:p>
     <w:p>
@@ -2938,7 +2980,7 @@
         <w:t xml:space="preserve">🧠 Clinical Rationale: </w:t>
       </w:r>
       <w:r>
-        <w:t>DILATED PUPILS, ELEVATED BP and TACHYCARDIA are the sympathetic ('fight-or-flight') responses seen in ACUTE PAIN — the body's immediate stress reaction. Chronic pain has fewer autonomic signs (adaptation); neuropathic pain is nerve-related (burning/shooting); visceral pain is deep, dull and poorly localised.</w:t>
+        <w:t>UTERINE HYPERSTIMULATION after prostaglandins is managed with a TOCOLYTIC to relax the uterus — TERBUTALINE (β-agonist) is the standard choice to stop tetanic contractions and restore fetal perfusion. Magnesium sulphate is a tocolytic but is the antidote for magnesium toxicity/calcium-related issues; calcium gluconate treats MgSO4 toxicity; hydralazine lowers blood pressure.</w:t>
       </w:r>
     </w:p>
     <w:p>
@@ -2952,7 +2994,7 @@
         <w:t xml:space="preserve">🔍 Key Clues: </w:t>
       </w:r>
       <w:r>
-        <w:t>Autonomic signs (↑BP, tachycardia, dilated pupils) = acute pain response.</w:t>
+        <w:t>Uterine hyperstimulation → tocolytic (terbutaline) to relax the uterus.</w:t>
       </w:r>
     </w:p>
     <w:p>
@@ -2980,7 +3022,7 @@
         <w:t xml:space="preserve">❌ Why Not Other Options: </w:t>
       </w:r>
       <w:r>
-        <w:t>b — Chronic pain shows little autonomic response. | c — Neuropathic pain = nerve injury symptoms. | d — Visceral pain = deep organ pain.</w:t>
+        <w:t>a — Calcium gluconate = MgSO4 toxicity antidote. | b — Magnesium sulphate is a tocolytic but terbutaline is keyed for hyperstimulation. | c — Hydralazine = antihypertensive.</w:t>
       </w:r>
     </w:p>
     <w:p>
@@ -2995,7 +3037,7 @@
         <w:t xml:space="preserve">⚠️ Exam Trap: </w:t>
       </w:r>
       <w:r>
-        <w:t>Acute pain → sympathetic (↑HR, ↑BP, diaphoresis); chronic pain → fewer autonomic signs.</w:t>
+        <w:t>Prostaglandin hyperstimulation: stop the drug + terbutaline; in oxytocin hyperstimulation also stop infusion.</w:t>
       </w:r>
     </w:p>
     <w:p>
@@ -3024,7 +3066,7 @@
         <w:t xml:space="preserve">💎 PNC Pearl: </w:t>
       </w:r>
       <w:r>
-        <w:t>↑BP + tachycardia + dilated pupils = acute pain.</w:t>
+        <w:t>Uterine hyperstimulation: terbutaline.</w:t>
       </w:r>
     </w:p>
     <w:p>
@@ -3051,7 +3093,7 @@
         <w:t xml:space="preserve">Question: </w:t>
       </w:r>
       <w:r>
-        <w:t>The passage of bright red blood per rectum is referred to as: (FON)</w:t>
+        <w:t>A 28-year-old woman presents with a history of 3 consecutive first-trimester abortions. She has no structural uterine abnormality and her blood sugar levels are normal on investigation she is found to be positive for antiphospholipid antibody. What is the most likely diagnosis?  (OBGY)</w:t>
       </w:r>
     </w:p>
     <w:p>
@@ -3064,7 +3106,7 @@
           <w:i w:val="0"/>
           <w:sz w:val="21"/>
         </w:rPr>
-        <w:t>(a)  Hematochezia</w:t>
+        <w:t>(a)  Antiphospholipid syndrome</w:t>
       </w:r>
     </w:p>
     <w:p>
@@ -3077,7 +3119,7 @@
           <w:i w:val="0"/>
           <w:sz w:val="21"/>
         </w:rPr>
-        <w:t xml:space="preserve">(b)  Melena  </w:t>
+        <w:t>(b)  Recurrent pregnancy loss due to uterine anomaly</w:t>
       </w:r>
     </w:p>
     <w:p>
@@ -3090,7 +3132,7 @@
           <w:i w:val="0"/>
           <w:sz w:val="21"/>
         </w:rPr>
-        <w:t>(c)  Hematemesis</w:t>
+        <w:t xml:space="preserve">(c)  Gestational diabetes mellitus </w:t>
       </w:r>
     </w:p>
     <w:p>
@@ -3103,7 +3145,7 @@
           <w:i w:val="0"/>
           <w:sz w:val="21"/>
         </w:rPr>
-        <w:t>(d)  Occult blood</w:t>
+        <w:t xml:space="preserve">(d)  Pre-eclampsia </w:t>
       </w:r>
     </w:p>
     <w:p>
@@ -3155,7 +3197,7 @@
         <w:t xml:space="preserve">🧠 Clinical Rationale: </w:t>
       </w:r>
       <w:r>
-        <w:t>HEMATOCHEZIA is the passage of BRIGHT RED BLOOD PER RECTUM — usually from lower GI bleeding (haemorrhoids, diverticula, colon cancer). MELENA is black, tarry, digested blood from upper GI bleeding; hematemesis is vomiting blood; occult blood is hidden (detected by testing only).</w:t>
+        <w:t>THREE CONSECUTIVE first-trimester abortions (recurrent pregnancy loss) with POSITIVE ANTIPHOSPHOLIPID ANTIBODY and no uterine anomaly or glucose abnormality indicate ANTIPHOSPHOLIPID SYNDROME (APS) — an autoimmune thrombophilia causing placental thrombosis and pregnancy loss. Management: low-dose aspirin + heparin.</w:t>
       </w:r>
     </w:p>
     <w:p>
@@ -3169,7 +3211,7 @@
         <w:t xml:space="preserve">🔍 Key Clues: </w:t>
       </w:r>
       <w:r>
-        <w:t>Bright red blood per rectum = hematochezia; black tarry = melena.</w:t>
+        <w:t>Recurrent early losses + antiphospholipid antibody = antiphospholipid syndrome.</w:t>
       </w:r>
     </w:p>
     <w:p>
@@ -3183,7 +3225,7 @@
         <w:t xml:space="preserve">🚨 Priority Principle: </w:t>
       </w:r>
       <w:r>
-        <w:t>Recall the core fact precisely, then apply it to the clinical context.</w:t>
+        <w:t>Patient safety and the ABC (airway, breathing, circulation) priorities come before diagnosis, documentation and non-urgent tasks.</w:t>
       </w:r>
     </w:p>
     <w:p>
@@ -3197,7 +3239,7 @@
         <w:t xml:space="preserve">❌ Why Not Other Options: </w:t>
       </w:r>
       <w:r>
-        <w:t>b — Melena = black digested blood (upper GI). | c — Hematemesis = vomiting blood. | d — Occult = hidden blood.</w:t>
+        <w:t>b — Uterine anomaly excluded (no structural abnormality). | c — Blood sugar normal — not GDM. | d — Pre-eclampsia is a pregnancy complication, not the cause of losses.</w:t>
       </w:r>
     </w:p>
     <w:p>
@@ -3212,7 +3254,7 @@
         <w:t xml:space="preserve">⚠️ Exam Trap: </w:t>
       </w:r>
       <w:r>
-        <w:t>Colour/localisation: bright red/rectal = hematochezia; black/tarry = melena; vomited = hematemesis.</w:t>
+        <w:t>APS triad: recurrent miscarriage + thrombosis + antiphospholipid antibodies → aspirin + heparin.</w:t>
       </w:r>
     </w:p>
     <w:p>
@@ -3226,7 +3268,7 @@
         <w:t xml:space="preserve">🩺 Clinical Thinking: </w:t>
       </w:r>
       <w:r>
-        <w:t>Recall (the key fact) → Connect (related high-yield facts) → Apply (exam context).</w:t>
+        <w:t>Identify (the problem) → Stabilize (ABC / patient safety) → Reassess (response) → Document (findings).</w:t>
       </w:r>
     </w:p>
     <w:p>
@@ -3241,7 +3283,7 @@
         <w:t xml:space="preserve">💎 PNC Pearl: </w:t>
       </w:r>
       <w:r>
-        <w:t>Bright red blood per rectum: hematochezia.</w:t>
+        <w:t>Recurrent abortions + antiphospholipid antibody = APS.</w:t>
       </w:r>
     </w:p>
     <w:p>
@@ -3268,7 +3310,7 @@
         <w:t xml:space="preserve">Question: </w:t>
       </w:r>
       <w:r>
-        <w:t>A patient's chest tube becomes accidentally dislodged. What is the most appropriate immediate nursing action?  (FON)</w:t>
+        <w:t>Visual Inspection with Acetic Acid (VIA) is primarily used for the screening of which condition?  (OBGY)</w:t>
       </w:r>
     </w:p>
     <w:p>
@@ -3281,7 +3323,7 @@
           <w:i w:val="0"/>
           <w:sz w:val="21"/>
         </w:rPr>
-        <w:t xml:space="preserve">(a)  Immerse the tube end in sterile saline </w:t>
+        <w:t>(a)  Cervical cancer</w:t>
       </w:r>
     </w:p>
     <w:p>
@@ -3294,7 +3336,7 @@
           <w:i w:val="0"/>
           <w:sz w:val="21"/>
         </w:rPr>
-        <w:t xml:space="preserve">(b)  Apply an airtight dressing </w:t>
+        <w:t>(b)  Endometrial cancer</w:t>
       </w:r>
     </w:p>
     <w:p>
@@ -3307,7 +3349,7 @@
           <w:i w:val="0"/>
           <w:sz w:val="21"/>
         </w:rPr>
-        <w:t xml:space="preserve">(c)  Clamp the chest tube </w:t>
+        <w:t>(c)  Ovarian cancer</w:t>
       </w:r>
     </w:p>
     <w:p>
@@ -3320,7 +3362,7 @@
           <w:i w:val="0"/>
           <w:sz w:val="21"/>
         </w:rPr>
-        <w:t>(d)  Encourage deep breathing</w:t>
+        <w:t>(d)  Vaginal prolapse</w:t>
       </w:r>
     </w:p>
     <w:p>
@@ -3333,7 +3375,7 @@
           <w:i w:val="0"/>
           <w:sz w:val="22"/>
         </w:rPr>
-        <w:t>Answer: b</w:t>
+        <w:t>Answer: a</w:t>
       </w:r>
     </w:p>
     <w:p>
@@ -3358,7 +3400,7 @@
           <w:b/>
           <w:color w:val="1E7B1E"/>
         </w:rPr>
-        <w:t>b</w:t>
+        <w:t>a</w:t>
       </w:r>
     </w:p>
     <w:p>
@@ -3372,7 +3414,7 @@
         <w:t xml:space="preserve">🧠 Clinical Rationale: </w:t>
       </w:r>
       <w:r>
-        <w:t>If a CHEST TUBE is ACCIDENTALLY DISLODGED, the immediate action is to APPLY AN AIRTIGHT (occlusive, petroleum-gauze) DRESSING over the site — this prevents air entry and a tension pneumothorax, then notify the physician. Immersing the tube in saline applies to a disconnected drainage system, not a dislodged tube; clamping is contraindicated.</w:t>
+        <w:t>VISUAL INSPECTION WITH ACETIC ACID (VIA) is a screening test for CERVICAL CANCER — acetic acid is applied to the cervix and pre-cancerous lesions appear as white (acetowhite) areas. It is a low-cost 'screen and treat' approach. It is not used for endometrial, ovarian cancer or prolapse.</w:t>
       </w:r>
     </w:p>
     <w:p>
@@ -3386,7 +3428,7 @@
         <w:t xml:space="preserve">🔍 Key Clues: </w:t>
       </w:r>
       <w:r>
-        <w:t>Dislodged chest tube → occlusive airtight dressing over the site.</w:t>
+        <w:t>VIA = acetic acid cervical screening → cervical cancer.</w:t>
       </w:r>
     </w:p>
     <w:p>
@@ -3400,7 +3442,7 @@
         <w:t xml:space="preserve">🚨 Priority Principle: </w:t>
       </w:r>
       <w:r>
-        <w:t>Patient safety and the ABC (airway, breathing, circulation) priorities come before diagnosis, documentation and non-urgent tasks.</w:t>
+        <w:t>Recall the core fact precisely, then apply it to the clinical context.</w:t>
       </w:r>
     </w:p>
     <w:p>
@@ -3414,7 +3456,7 @@
         <w:t xml:space="preserve">❌ Why Not Other Options: </w:t>
       </w:r>
       <w:r>
-        <w:t>a — Saline immersion is for an open/disconnected tube, not dislodgement. | c — Never clamp a chest tube. | d — Deep breathing alone is inadequate.</w:t>
+        <w:t>b — Endometrial cancer needs biopsy/imaging. | c — Ovarian cancer needs ultrasound/CA-125. | d — Prolapse is diagnosed clinically.</w:t>
       </w:r>
     </w:p>
     <w:p>
@@ -3429,7 +3471,7 @@
         <w:t xml:space="preserve">⚠️ Exam Trap: </w:t>
       </w:r>
       <w:r>
-        <w:t>Dislodged = seal the hole; disconnected = re-attach/immerse; either way never clamp.</w:t>
+        <w:t>VIA and VILI are the low-resource cervical screening tests; HPV/Pap are the alternatives.</w:t>
       </w:r>
     </w:p>
     <w:p>
@@ -3443,7 +3485,7 @@
         <w:t xml:space="preserve">🩺 Clinical Thinking: </w:t>
       </w:r>
       <w:r>
-        <w:t>Identify (the problem) → Stabilize (ABC / patient safety) → Reassess (response) → Document (findings).</w:t>
+        <w:t>Recall (the key fact) → Connect (related high-yield facts) → Apply (exam context).</w:t>
       </w:r>
     </w:p>
     <w:p>
@@ -3458,7 +3500,7 @@
         <w:t xml:space="preserve">💎 PNC Pearl: </w:t>
       </w:r>
       <w:r>
-        <w:t>Dislodged chest tube: apply an airtight dressing.</w:t>
+        <w:t>VIA: cervical cancer screening.</w:t>
       </w:r>
     </w:p>
     <w:p>
@@ -3485,7 +3527,7 @@
         <w:t xml:space="preserve">Question: </w:t>
       </w:r>
       <w:r>
-        <w:t>During suctioning a patient's oxygen saturation drops from 94% to 88%. What should be the immediate nursing action? (FON)</w:t>
+        <w:t>A patient develops postpartum hemorrhage at a Primary Health Centre. What is the first-line management? (OBGY)</w:t>
       </w:r>
     </w:p>
     <w:p>
@@ -3498,7 +3540,7 @@
           <w:i w:val="0"/>
           <w:sz w:val="21"/>
         </w:rPr>
-        <w:t xml:space="preserve">(a)  Continue suctioning until airway clears </w:t>
+        <w:t>(a)  Start IV tranexamic acid immediately</w:t>
       </w:r>
     </w:p>
     <w:p>
@@ -3511,7 +3553,7 @@
           <w:i w:val="0"/>
           <w:sz w:val="21"/>
         </w:rPr>
-        <w:t xml:space="preserve">(b)  Stop suction and administer oxygen </w:t>
+        <w:t>(b)  Perform immediate hysterectomy</w:t>
       </w:r>
     </w:p>
     <w:p>
@@ -3524,7 +3566,7 @@
           <w:i w:val="0"/>
           <w:sz w:val="21"/>
         </w:rPr>
-        <w:t>(c)  Increase suction pressure and continue</w:t>
+        <w:t>(c)  Administer uterotonic (Oxytocin)</w:t>
       </w:r>
     </w:p>
     <w:p>
@@ -3537,7 +3579,7 @@
           <w:i w:val="0"/>
           <w:sz w:val="21"/>
         </w:rPr>
-        <w:t>(d)  Call the physician immediately</w:t>
+        <w:t>(d)  Begin blood transfusion</w:t>
       </w:r>
     </w:p>
     <w:p>
@@ -3550,7 +3592,7 @@
           <w:i w:val="0"/>
           <w:sz w:val="22"/>
         </w:rPr>
-        <w:t>Answer: b</w:t>
+        <w:t>Answer: c</w:t>
       </w:r>
     </w:p>
     <w:p>
@@ -3575,7 +3617,7 @@
           <w:b/>
           <w:color w:val="1E7B1E"/>
         </w:rPr>
-        <w:t>b</w:t>
+        <w:t>c</w:t>
       </w:r>
     </w:p>
     <w:p>
@@ -3589,7 +3631,7 @@
         <w:t xml:space="preserve">🧠 Clinical Rationale: </w:t>
       </w:r>
       <w:r>
-        <w:t>A DROP IN SpO₂ (94 → 88%) during suctioning indicates HYPOXIA — the immediate action is to STOP SUCTIONING and ADMINISTER OXYGEN (pre-oxygenate, then let the patient recover before re-attempting). Continuing suctioning, increasing pressure, or only calling the physician all worsen or delay treatment of the hypoxia.</w:t>
+        <w:t>The FIRST-LINE management of POSTPARTUM HEMORRHAGE is a UTEROTONIC — OXYTOCIN 10 IU IV/IM — to contract the uterus and control bleeding ('active management of the third stage' includes uterotonics). Tranexamic acid and blood transfusion are adjuncts; hysterectomy is the LAST resort when other measures fail.</w:t>
       </w:r>
     </w:p>
     <w:p>
@@ -3603,7 +3645,7 @@
         <w:t xml:space="preserve">🔍 Key Clues: </w:t>
       </w:r>
       <w:r>
-        <w:t>SpO₂ fall during suction → stop, oxygenate, reassess.</w:t>
+        <w:t>PPH first-line: oxytocin (uterotonic) → massage, tranexamic, fluids, then surgical.</w:t>
       </w:r>
     </w:p>
     <w:p>
@@ -3631,7 +3673,7 @@
         <w:t xml:space="preserve">❌ Why Not Other Options: </w:t>
       </w:r>
       <w:r>
-        <w:t>a — Continuing deepens hypoxia. | c — Increasing pressure worsens hypoxemia. | d — Physician notification follows the immediate oxygen.</w:t>
+        <w:t>a — Tranexamic is adjunctive, not first-line. | b — Hysterectomy is the last resort. | d — Transfusion follows resuscitation, not first.</w:t>
       </w:r>
     </w:p>
     <w:p>
@@ -3646,7 +3688,7 @@
         <w:t xml:space="preserve">⚠️ Exam Trap: </w:t>
       </w:r>
       <w:r>
-        <w:t>Suction limits: &lt; 10-15 s per pass, pre/post oxygenation; stop if SpO₂ falls.</w:t>
+        <w:t>PPH ladder: uterotonic → bimanual compression → tranexamic → balloon → surgery — oxytocin first.</w:t>
       </w:r>
     </w:p>
     <w:p>
@@ -3675,7 +3717,7 @@
         <w:t xml:space="preserve">💎 PNC Pearl: </w:t>
       </w:r>
       <w:r>
-        <w:t>SpO₂ drops during suction: stop and give oxygen.</w:t>
+        <w:t>PPH first-line: oxytocin.</w:t>
       </w:r>
     </w:p>
     <w:p>
@@ -3702,7 +3744,7 @@
         <w:t xml:space="preserve">Question: </w:t>
       </w:r>
       <w:r>
-        <w:t>The patients urine output is 100 mL in 24 hours, how is this classified? (FON)</w:t>
+        <w:t>Which of the following is true about the biophysical profile in obstetrical assessment? (OBGY)</w:t>
       </w:r>
     </w:p>
     <w:p>
@@ -3715,7 +3757,7 @@
           <w:i w:val="0"/>
           <w:sz w:val="21"/>
         </w:rPr>
-        <w:t xml:space="preserve">(a)  Oliguria </w:t>
+        <w:t>(a)  It assesses fetal well-being using fetal heart rate patterns only.</w:t>
       </w:r>
     </w:p>
     <w:p>
@@ -3728,7 +3770,7 @@
           <w:i w:val="0"/>
           <w:sz w:val="21"/>
         </w:rPr>
-        <w:t xml:space="preserve">(b)  Anuria </w:t>
+        <w:t xml:space="preserve">(b)  It includes fetal breathing movements, gross body movements, fetal tone, amniotic fluid volume, and non-stress test results. </w:t>
       </w:r>
     </w:p>
     <w:p>
@@ -3741,7 +3783,7 @@
           <w:i w:val="0"/>
           <w:sz w:val="21"/>
         </w:rPr>
-        <w:t xml:space="preserve">(c)  Polyuria </w:t>
+        <w:t>(c)  It is solely based on ultrasound assessment without fetal monitoring.</w:t>
       </w:r>
     </w:p>
     <w:p>
@@ -3754,7 +3796,7 @@
           <w:i w:val="0"/>
           <w:sz w:val="21"/>
         </w:rPr>
-        <w:t>(d)  Normal urine output</w:t>
+        <w:t>(d)  It is performed only during the first trimester of pregnancy.</w:t>
       </w:r>
     </w:p>
     <w:p>
@@ -3806,7 +3848,7 @@
         <w:t xml:space="preserve">🧠 Clinical Rationale: </w:t>
       </w:r>
       <w:r>
-        <w:t>ANURIA is urine output of LESS THAN 100 mL in 24 hours (some sources &lt; 50 mL/24 h). Here 100 mL/24 h is the anuric range per the keyed classification. OLIGURIA is &lt; 400 mL/24 h; polyuria is &gt; 2.5-3 L/24 h; normal is 1-2 L/24 h.</w:t>
+        <w:t>The BIOPHYSICAL PROFILE (BPP) assesses fetal well-being using FIVE components: fetal BREATHING movements, GROSS BODY movements, fetal TONE, AMNIOTIC FLUID volume (all by ultrasound) plus the NON-STRESS TEST (NST) — 2 points each, total 10. It is performed in the third trimester (usually from ~32 weeks), not just ultrasound, and not in the first trimester.</w:t>
       </w:r>
     </w:p>
     <w:p>
@@ -3820,7 +3862,7 @@
         <w:t xml:space="preserve">🔍 Key Clues: </w:t>
       </w:r>
       <w:r>
-        <w:t>Urine output: anuria &lt; 100 mL/24 h; oliguria &lt; 400 mL/24 h; polyuria &gt; 2500 mL/24 h.</w:t>
+        <w:t>BPP = NST + breathing + movement + tone + amniotic fluid (5 components, max 10).</w:t>
       </w:r>
     </w:p>
     <w:p>
@@ -3834,7 +3876,7 @@
         <w:t xml:space="preserve">🚨 Priority Principle: </w:t>
       </w:r>
       <w:r>
-        <w:t>Recall the core fact precisely, then apply it to the clinical context.</w:t>
+        <w:t>Mother-and-baby safety first — prevent complications before they occur and act promptly when they do.</w:t>
       </w:r>
     </w:p>
     <w:p>
@@ -3848,7 +3890,7 @@
         <w:t xml:space="preserve">❌ Why Not Other Options: </w:t>
       </w:r>
       <w:r>
-        <w:t>a — Oliguria = &lt; 400 mL/24 h. | c — Polyuria = excessive output. | d — Normal = 1000-2000 mL/24 h.</w:t>
+        <w:t>a — It includes ultrasound parameters, not FHR alone. | c — It includes the NST (fetal monitoring) too. | d — It is done in the third trimester, not first.</w:t>
       </w:r>
     </w:p>
     <w:p>
@@ -3863,7 +3905,7 @@
         <w:t xml:space="preserve">⚠️ Exam Trap: </w:t>
       </w:r>
       <w:r>
-        <w:t>The anuria cut-off is ~100 mL/24 h — 100 mL exactly falls in the anuric range per the key.</w:t>
+        <w:t>BPP components: NST (2) + breathing (2) + movement (2) + tone (2) + AFV (2) = 10.</w:t>
       </w:r>
     </w:p>
     <w:p>
@@ -3892,7 +3934,7 @@
         <w:t xml:space="preserve">💎 PNC Pearl: </w:t>
       </w:r>
       <w:r>
-        <w:t>100 mL urine/24 h = anuria.</w:t>
+        <w:t>BPP: NST + breathing + movement + tone + amniotic fluid.</w:t>
       </w:r>
     </w:p>
     <w:p>
@@ -3919,7 +3961,7 @@
         <w:t xml:space="preserve">Question: </w:t>
       </w:r>
       <w:r>
-        <w:t>A nurse is instructed to infuse 1000 mL of IV fluid over 8 hours using an IV set with a drop factor of 15 gtt/Ml. What should be the correct infusion rate in drops per minute? (FON)</w:t>
+        <w:t>A patient is in labour, when does the second stage of labour starts? (OBGY)</w:t>
       </w:r>
     </w:p>
     <w:p>
@@ -3932,7 +3974,7 @@
           <w:i w:val="0"/>
           <w:sz w:val="21"/>
         </w:rPr>
-        <w:t>(a)  42 drops/min</w:t>
+        <w:t>(a)  At full cervical dilation (10 cm)</w:t>
       </w:r>
     </w:p>
     <w:p>
@@ -3945,7 +3987,7 @@
           <w:i w:val="0"/>
           <w:sz w:val="21"/>
         </w:rPr>
-        <w:t>(b)  31 drops/min</w:t>
+        <w:t>(b)  At 8 cm cervical dilation with strong expulsive contractions</w:t>
       </w:r>
     </w:p>
     <w:p>
@@ -3958,7 +4000,7 @@
           <w:i w:val="0"/>
           <w:sz w:val="21"/>
         </w:rPr>
-        <w:t>(c)  25 drops/min</w:t>
+        <w:t>(c)  At the onset of regular uterine contractions</w:t>
       </w:r>
     </w:p>
     <w:p>
@@ -3971,7 +4013,7 @@
           <w:i w:val="0"/>
           <w:sz w:val="21"/>
         </w:rPr>
-        <w:t xml:space="preserve">(d)  18 drops/min </w:t>
+        <w:t>(d)  At rupture of membranes</w:t>
       </w:r>
     </w:p>
     <w:p>
@@ -3984,7 +4026,7 @@
           <w:i w:val="0"/>
           <w:sz w:val="22"/>
         </w:rPr>
-        <w:t>Answer: b</w:t>
+        <w:t>Answer: a</w:t>
       </w:r>
     </w:p>
     <w:p>
@@ -4009,7 +4051,7 @@
           <w:b/>
           <w:color w:val="1E7B1E"/>
         </w:rPr>
-        <w:t>b</w:t>
+        <w:t>a</w:t>
       </w:r>
     </w:p>
     <w:p>
@@ -4023,7 +4065,7 @@
         <w:t xml:space="preserve">🧠 Clinical Rationale: </w:t>
       </w:r>
       <w:r>
-        <w:t>Drip rate = (Volume × Drop factor) ÷ Time in minutes = (1000 × 15) ÷ (8 × 60) = 15000 ÷ 480 = 31.25 ≈ 31 drops/min.</w:t>
+        <w:t>The SECOND STAGE OF LABOUR begins at FULL CERVICAL DILATION (10 cm) and ends with delivery of the baby — it is the pushing stage. The first stage (onset of regular contractions to full dilation) includes latent, active and transition phases; rupture of membranes can occur at any point.</w:t>
       </w:r>
     </w:p>
     <w:p>
@@ -4037,7 +4079,7 @@
         <w:t xml:space="preserve">🔍 Key Clues: </w:t>
       </w:r>
       <w:r>
-        <w:t>(1000 mL × 15 gtt/mL) ÷ 480 min = 31 drops/min.</w:t>
+        <w:t>Second stage = full dilation (10 cm) to delivery of the baby.</w:t>
       </w:r>
     </w:p>
     <w:p>
@@ -4065,7 +4107,7 @@
         <w:t xml:space="preserve">❌ Why Not Other Options: </w:t>
       </w:r>
       <w:r>
-        <w:t>a — 42 = using a 20-gtt factor. | c — 25 = wrong denominator. | d — 18 = using 8.6 h.</w:t>
+        <w:t>b — 8 cm is still the first (transition) stage. | c — Regular contractions = onset of the first stage. | d — ROM is not the stage marker.</w:t>
       </w:r>
     </w:p>
     <w:p>
@@ -4080,7 +4122,7 @@
         <w:t xml:space="preserve">⚠️ Exam Trap: </w:t>
       </w:r>
       <w:r>
-        <w:t>Formula: (volume × drop factor) ÷ (hours × 60) — always convert hours to minutes.</w:t>
+        <w:t>Stage boundaries: 1st = onset→10 cm; 2nd = 10 cm→baby; 3rd = placenta; 4th = 1-2 h observation.</w:t>
       </w:r>
     </w:p>
     <w:p>
@@ -4109,7 +4151,7 @@
         <w:t xml:space="preserve">💎 PNC Pearl: </w:t>
       </w:r>
       <w:r>
-        <w:t>1000 mL/8 h at 15 gtt/mL = 31 drops/min.</w:t>
+        <w:t>Second stage of labour: begins at full (10 cm) dilation.</w:t>
       </w:r>
     </w:p>
     <w:p>
@@ -4136,7 +4178,7 @@
         <w:t xml:space="preserve">Question: </w:t>
       </w:r>
       <w:r>
-        <w:t>A woman undergoing evaluation for infertility is advised a hysterosalpingogram. On which day of the menstrual cycle should the nurse schedule this procedure? (OBGY)</w:t>
+        <w:t>Which of the following maneuvers is specifically used for head delivery during labour? (OBGY)</w:t>
       </w:r>
     </w:p>
     <w:p>
@@ -4149,7 +4191,7 @@
           <w:i w:val="0"/>
           <w:sz w:val="21"/>
         </w:rPr>
-        <w:t>(a)  Day 21</w:t>
+        <w:t>(a)  Ritgen maneuver</w:t>
       </w:r>
     </w:p>
     <w:p>
@@ -4162,7 +4204,7 @@
           <w:i w:val="0"/>
           <w:sz w:val="21"/>
         </w:rPr>
-        <w:t>(b)  Day 14</w:t>
+        <w:t>(b)  McRoberts maneuver</w:t>
       </w:r>
     </w:p>
     <w:p>
@@ -4175,7 +4217,7 @@
           <w:i w:val="0"/>
           <w:sz w:val="21"/>
         </w:rPr>
-        <w:t>(c)  Day 3</w:t>
+        <w:t>(c)  Pinard's maneuver</w:t>
       </w:r>
     </w:p>
     <w:p>
@@ -4188,7 +4230,7 @@
           <w:i w:val="0"/>
           <w:sz w:val="21"/>
         </w:rPr>
-        <w:t>(d)  Day 8</w:t>
+        <w:t>(d)  Woods screw maneuver</w:t>
       </w:r>
     </w:p>
     <w:p>
@@ -4201,7 +4243,7 @@
           <w:i w:val="0"/>
           <w:sz w:val="22"/>
         </w:rPr>
-        <w:t>Answer: d</w:t>
+        <w:t>Answer: a</w:t>
       </w:r>
     </w:p>
     <w:p>
@@ -4226,7 +4268,7 @@
           <w:b/>
           <w:color w:val="1E7B1E"/>
         </w:rPr>
-        <w:t>d</w:t>
+        <w:t>a</w:t>
       </w:r>
     </w:p>
     <w:p>
@@ -4240,7 +4282,7 @@
         <w:t xml:space="preserve">🧠 Clinical Rationale: </w:t>
       </w:r>
       <w:r>
-        <w:t>A HYSTEROSALPINGOGRAM (HSG) is scheduled in the FOLLICULAR PHASE, AFTER menstruation has stopped but BEFORE ovulation — typically DAY 7-10 of the cycle (Day 8 here). This avoids the risk of flushing a possible early pregnancy and gives a clear view of the tubes. Day 3 is too early (menses); day 14 is ovulation; day 21 is the luteal phase.</w:t>
+        <w:t>THE RITGEN MANEUVER is used for HEAD DELIVERY — pressure is applied through the perineum on the fetal chin while the occiput is supported, to control extension and deliver the head slowly, protecting the perineum. McRoberts and Woods screw are for SHOULDER dystocia; Pinard's is for breech footling.</w:t>
       </w:r>
     </w:p>
     <w:p>
@@ -4254,7 +4296,7 @@
         <w:t xml:space="preserve">🔍 Key Clues: </w:t>
       </w:r>
       <w:r>
-        <w:t>HSG timing: post-menses, pre-ovulation = day 7-10 (day 8).</w:t>
+        <w:t>Ritgen = controlled head delivery (chin pressure through the perineum).</w:t>
       </w:r>
     </w:p>
     <w:p>
@@ -4268,6 +4310,237 @@
         <w:t xml:space="preserve">🚨 Priority Principle: </w:t>
       </w:r>
       <w:r>
+        <w:t>Mother-and-baby safety first — prevent complications before they occur and act promptly when they do.</w:t>
+      </w:r>
+    </w:p>
+    <w:p>
+      <w:pPr>
+        <w:spacing w:after="20" w:before="0"/>
+      </w:pPr>
+      <w:r>
+        <w:rPr>
+          <w:b/>
+        </w:rPr>
+        <w:t xml:space="preserve">❌ Why Not Other Options: </w:t>
+      </w:r>
+      <w:r>
+        <w:t>b — McRoberts = shoulder dystocia (flex thighs). | c — Pinard's = breech delivery. | d — Woods screw = shoulder rotation in dystocia.</w:t>
+      </w:r>
+    </w:p>
+    <w:p>
+      <w:pPr>
+        <w:spacing w:after="20" w:before="0"/>
+      </w:pPr>
+      <w:r>
+        <w:rPr>
+          <w:b/>
+          <w:color w:val="B45F06"/>
+        </w:rPr>
+        <w:t xml:space="preserve">⚠️ Exam Trap: </w:t>
+      </w:r>
+      <w:r>
+        <w:t>Head delivery = Ritgen; shoulder dystocia = McRoberts, suprapubic pressure, Woods, Rubin.</w:t>
+      </w:r>
+    </w:p>
+    <w:p>
+      <w:pPr>
+        <w:spacing w:after="20" w:before="0"/>
+      </w:pPr>
+      <w:r>
+        <w:rPr>
+          <w:b/>
+        </w:rPr>
+        <w:t xml:space="preserve">🩺 Clinical Thinking: </w:t>
+      </w:r>
+      <w:r>
+        <w:t>Recall (the key fact) → Connect (related high-yield facts) → Apply (exam context).</w:t>
+      </w:r>
+    </w:p>
+    <w:p>
+      <w:pPr>
+        <w:spacing w:after="20" w:before="0"/>
+      </w:pPr>
+      <w:r>
+        <w:rPr>
+          <w:b/>
+          <w:color w:val="1F3A5F"/>
+        </w:rPr>
+        <w:t xml:space="preserve">💎 PNC Pearl: </w:t>
+      </w:r>
+      <w:r>
+        <w:t>Ritgen maneuver: controlled head delivery.</w:t>
+      </w:r>
+    </w:p>
+    <w:p>
+      <w:pPr>
+        <w:spacing w:after="0" w:before="0"/>
+      </w:pPr>
+      <w:r>
+        <w:rPr>
+          <w:b/>
+          <w:i w:val="0"/>
+          <w:sz w:val="21"/>
+        </w:rPr>
+        <w:t>Positive Marks: 1    Negative Marks: 0.25</w:t>
+      </w:r>
+    </w:p>
+    <w:p>
+      <w:pPr>
+        <w:spacing w:before="280" w:after="40"/>
+      </w:pPr>
+      <w:r>
+        <w:rPr>
+          <w:b/>
+        </w:rPr>
+        <w:t xml:space="preserve">Question: </w:t>
+      </w:r>
+      <w:r>
+        <w:t>In cervicography crossing, which line indicates abnormal labour? (OBGY)</w:t>
+      </w:r>
+    </w:p>
+    <w:p>
+      <w:pPr>
+        <w:spacing w:after="40" w:before="0"/>
+      </w:pPr>
+      <w:r>
+        <w:rPr>
+          <w:b w:val="0"/>
+          <w:i/>
+          <w:color w:val="B45F06"/>
+          <w:sz w:val="20"/>
+        </w:rPr>
+        <w:t>[ IMAGE: N9-M52 — image in the Image Bank, to be inserted ]</w:t>
+      </w:r>
+    </w:p>
+    <w:p>
+      <w:pPr>
+        <w:spacing w:after="20" w:before="0"/>
+      </w:pPr>
+      <w:r>
+        <w:rPr>
+          <w:b w:val="0"/>
+          <w:i w:val="0"/>
+          <w:sz w:val="21"/>
+        </w:rPr>
+        <w:t xml:space="preserve">(a)  Alert line </w:t>
+      </w:r>
+    </w:p>
+    <w:p>
+      <w:pPr>
+        <w:spacing w:after="20" w:before="0"/>
+      </w:pPr>
+      <w:r>
+        <w:rPr>
+          <w:b w:val="0"/>
+          <w:i w:val="0"/>
+          <w:sz w:val="21"/>
+        </w:rPr>
+        <w:t>(b)  Action line</w:t>
+      </w:r>
+    </w:p>
+    <w:p>
+      <w:pPr>
+        <w:spacing w:after="20" w:before="0"/>
+      </w:pPr>
+      <w:r>
+        <w:rPr>
+          <w:b w:val="0"/>
+          <w:i w:val="0"/>
+          <w:sz w:val="21"/>
+        </w:rPr>
+        <w:t>(c)  Slow progress</w:t>
+      </w:r>
+    </w:p>
+    <w:p>
+      <w:pPr>
+        <w:spacing w:after="20" w:before="0"/>
+      </w:pPr>
+      <w:r>
+        <w:rPr>
+          <w:b w:val="0"/>
+          <w:i w:val="0"/>
+          <w:sz w:val="21"/>
+        </w:rPr>
+        <w:t xml:space="preserve">(d)  No descent </w:t>
+      </w:r>
+    </w:p>
+    <w:p>
+      <w:pPr>
+        <w:spacing w:after="80" w:before="0"/>
+      </w:pPr>
+      <w:r>
+        <w:rPr>
+          <w:b/>
+          <w:i w:val="0"/>
+          <w:sz w:val="22"/>
+        </w:rPr>
+        <w:t>Answer: a</w:t>
+      </w:r>
+    </w:p>
+    <w:p>
+      <w:pPr>
+        <w:spacing w:after="20"/>
+      </w:pPr>
+      <w:r>
+        <w:rPr>
+          <w:b/>
+        </w:rPr>
+        <w:t xml:space="preserve">Solution: </w:t>
+      </w:r>
+      <w:r>
+        <w:rPr>
+          <w:b/>
+          <w:color w:val="1E7B1E"/>
+        </w:rPr>
+        <w:t xml:space="preserve">✅ Correct Answer: </w:t>
+      </w:r>
+      <w:r>
+        <w:rPr>
+          <w:b/>
+          <w:color w:val="1E7B1E"/>
+        </w:rPr>
+        <w:t>a</w:t>
+      </w:r>
+    </w:p>
+    <w:p>
+      <w:pPr>
+        <w:spacing w:after="20" w:before="0"/>
+      </w:pPr>
+      <w:r>
+        <w:rPr>
+          <w:b/>
+        </w:rPr>
+        <w:t xml:space="preserve">🧠 Clinical Rationale: </w:t>
+      </w:r>
+      <w:r>
+        <w:t>In the PARTOGRAPH, crossing the ALERT LINE indicates that labour has DEVIATED from normal progress (abnormal/prolonged labour) and needs closer monitoring and reassessment; the ACTION LINE, 4 hours to its right, is the point where active intervention is MANDATORY. The question asks which line indicates abnormal labour — the ALERT line is the marker of deviation from normal.</w:t>
+      </w:r>
+    </w:p>
+    <w:p>
+      <w:pPr>
+        <w:spacing w:after="20" w:before="0"/>
+      </w:pPr>
+      <w:r>
+        <w:rPr>
+          <w:b/>
+        </w:rPr>
+        <w:t xml:space="preserve">🔍 Key Clues: </w:t>
+      </w:r>
+      <w:r>
+        <w:t>Partograph: alert line = warning; action line = abnormal labour → intervene.</w:t>
+      </w:r>
+    </w:p>
+    <w:p>
+      <w:pPr>
+        <w:spacing w:after="20" w:before="0"/>
+      </w:pPr>
+      <w:r>
+        <w:rPr>
+          <w:b/>
+        </w:rPr>
+        <w:t xml:space="preserve">🚨 Priority Principle: </w:t>
+      </w:r>
+      <w:r>
         <w:t>Recall the core fact precisely, then apply it to the clinical context.</w:t>
       </w:r>
     </w:p>
@@ -4282,7 +4555,7 @@
         <w:t xml:space="preserve">❌ Why Not Other Options: </w:t>
       </w:r>
       <w:r>
-        <w:t>a — Day 21 is the luteal phase — too late. | b — Day 14 is around ovulation. | c — Day 3 is still menstruating.</w:t>
+        <w:t>b — Action line = point of mandatory intervention (4 h after alert). | c — 'Slow progress' is not a named partograph line. | d — 'No descent' is an observation, not a line.</w:t>
       </w:r>
     </w:p>
     <w:p>
@@ -4297,7 +4570,7 @@
         <w:t xml:space="preserve">⚠️ Exam Trap: </w:t>
       </w:r>
       <w:r>
-        <w:t>HSG: schedule after menses (day 7-10) to avoid pregnancy and improve imaging.</w:t>
+        <w:t>Alert → observe; Action (4 h later) → act (augment/refer).</w:t>
       </w:r>
     </w:p>
     <w:p>
@@ -4326,7 +4599,1989 @@
         <w:t xml:space="preserve">💎 PNC Pearl: </w:t>
       </w:r>
       <w:r>
-        <w:t>Hysterosalpingogram: day 7-10 of the cycle.</w:t>
+        <w:t>Partograph action line = abnormal labour.</w:t>
+      </w:r>
+    </w:p>
+    <w:p>
+      <w:pPr>
+        <w:spacing w:after="0" w:before="0"/>
+      </w:pPr>
+      <w:r>
+        <w:rPr>
+          <w:b/>
+          <w:i w:val="0"/>
+          <w:sz w:val="21"/>
+        </w:rPr>
+        <w:t>Positive Marks: 1    Negative Marks: 0.25</w:t>
+      </w:r>
+    </w:p>
+    <w:p>
+      <w:pPr>
+        <w:spacing w:before="280" w:after="40"/>
+      </w:pPr>
+      <w:r>
+        <w:rPr>
+          <w:b/>
+        </w:rPr>
+        <w:t xml:space="preserve">Question: </w:t>
+      </w:r>
+      <w:r>
+        <w:t>A patient in labour has a cervical dilatation of 6 cm with contractions every 5 minutes. What is the appropriate nursing action? (OBGY)</w:t>
+      </w:r>
+    </w:p>
+    <w:p>
+      <w:pPr>
+        <w:spacing w:after="20" w:before="0"/>
+      </w:pPr>
+      <w:r>
+        <w:rPr>
+          <w:b w:val="0"/>
+          <w:i w:val="0"/>
+          <w:sz w:val="21"/>
+        </w:rPr>
+        <w:t>(a)  Immediate augmentation</w:t>
+      </w:r>
+    </w:p>
+    <w:p>
+      <w:pPr>
+        <w:spacing w:after="20" w:before="0"/>
+      </w:pPr>
+      <w:r>
+        <w:rPr>
+          <w:b w:val="0"/>
+          <w:i w:val="0"/>
+          <w:sz w:val="21"/>
+        </w:rPr>
+        <w:t xml:space="preserve">(b)  Monitor contractions and FHR </w:t>
+      </w:r>
+    </w:p>
+    <w:p>
+      <w:pPr>
+        <w:spacing w:after="20" w:before="0"/>
+      </w:pPr>
+      <w:r>
+        <w:rPr>
+          <w:b w:val="0"/>
+          <w:i w:val="0"/>
+          <w:sz w:val="21"/>
+        </w:rPr>
+        <w:t>(c)  Prepare for delivery</w:t>
+      </w:r>
+    </w:p>
+    <w:p>
+      <w:pPr>
+        <w:spacing w:after="20" w:before="0"/>
+      </w:pPr>
+      <w:r>
+        <w:rPr>
+          <w:b w:val="0"/>
+          <w:i w:val="0"/>
+          <w:sz w:val="21"/>
+        </w:rPr>
+        <w:t>(d)  Administer oxytocin</w:t>
+      </w:r>
+    </w:p>
+    <w:p>
+      <w:pPr>
+        <w:spacing w:after="80" w:before="0"/>
+      </w:pPr>
+      <w:r>
+        <w:rPr>
+          <w:b/>
+          <w:i w:val="0"/>
+          <w:sz w:val="22"/>
+        </w:rPr>
+        <w:t>Answer: b</w:t>
+      </w:r>
+    </w:p>
+    <w:p>
+      <w:pPr>
+        <w:spacing w:after="20"/>
+      </w:pPr>
+      <w:r>
+        <w:rPr>
+          <w:b/>
+        </w:rPr>
+        <w:t xml:space="preserve">Solution: </w:t>
+      </w:r>
+      <w:r>
+        <w:rPr>
+          <w:b/>
+          <w:color w:val="1E7B1E"/>
+        </w:rPr>
+        <w:t xml:space="preserve">✅ Correct Answer: </w:t>
+      </w:r>
+      <w:r>
+        <w:rPr>
+          <w:b/>
+          <w:color w:val="1E7B1E"/>
+        </w:rPr>
+        <w:t>b</w:t>
+      </w:r>
+    </w:p>
+    <w:p>
+      <w:pPr>
+        <w:spacing w:after="20" w:before="0"/>
+      </w:pPr>
+      <w:r>
+        <w:rPr>
+          <w:b/>
+        </w:rPr>
+        <w:t xml:space="preserve">🧠 Clinical Rationale: </w:t>
+      </w:r>
+      <w:r>
+        <w:t>At 6 cm dilation with contractions every 5 minutes the patient is in the ACTIVE phase progressing normally — the appropriate action is to CONTINUE MONITORING CONTRACTIONS AND THE FETAL HEART RATE (routine active-phase care). Augmentation/oxytocin is only for inadequate progress; delivery preparation is premature at 6 cm.</w:t>
+      </w:r>
+    </w:p>
+    <w:p>
+      <w:pPr>
+        <w:spacing w:after="20" w:before="0"/>
+      </w:pPr>
+      <w:r>
+        <w:rPr>
+          <w:b/>
+        </w:rPr>
+        <w:t xml:space="preserve">🔍 Key Clues: </w:t>
+      </w:r>
+      <w:r>
+        <w:t>Active phase, normal contractions → monitor contractions + FHR.</w:t>
+      </w:r>
+    </w:p>
+    <w:p>
+      <w:pPr>
+        <w:spacing w:after="20" w:before="0"/>
+      </w:pPr>
+      <w:r>
+        <w:rPr>
+          <w:b/>
+        </w:rPr>
+        <w:t xml:space="preserve">🚨 Priority Principle: </w:t>
+      </w:r>
+      <w:r>
+        <w:t>Recall the core fact precisely, then apply it to the clinical context.</w:t>
+      </w:r>
+    </w:p>
+    <w:p>
+      <w:pPr>
+        <w:spacing w:after="20" w:before="0"/>
+      </w:pPr>
+      <w:r>
+        <w:rPr>
+          <w:b/>
+        </w:rPr>
+        <w:t xml:space="preserve">❌ Why Not Other Options: </w:t>
+      </w:r>
+      <w:r>
+        <w:t>a — Augmentation is only for inadequate progress. | c — Preparation for delivery is premature at 6 cm. | d — Oxytocin is not given for normal progress.</w:t>
+      </w:r>
+    </w:p>
+    <w:p>
+      <w:pPr>
+        <w:spacing w:after="20" w:before="0"/>
+      </w:pPr>
+      <w:r>
+        <w:rPr>
+          <w:b/>
+          <w:color w:val="B45F06"/>
+        </w:rPr>
+        <w:t xml:space="preserve">⚠️ Exam Trap: </w:t>
+      </w:r>
+      <w:r>
+        <w:t>Intervene only when progress stalls or fetal compromise appears — normal active labour needs monitoring.</w:t>
+      </w:r>
+    </w:p>
+    <w:p>
+      <w:pPr>
+        <w:spacing w:after="20" w:before="0"/>
+      </w:pPr>
+      <w:r>
+        <w:rPr>
+          <w:b/>
+        </w:rPr>
+        <w:t xml:space="preserve">🩺 Clinical Thinking: </w:t>
+      </w:r>
+      <w:r>
+        <w:t>Recall (the key fact) → Connect (related high-yield facts) → Apply (exam context).</w:t>
+      </w:r>
+    </w:p>
+    <w:p>
+      <w:pPr>
+        <w:spacing w:after="20" w:before="0"/>
+      </w:pPr>
+      <w:r>
+        <w:rPr>
+          <w:b/>
+          <w:color w:val="1F3A5F"/>
+        </w:rPr>
+        <w:t xml:space="preserve">💎 PNC Pearl: </w:t>
+      </w:r>
+      <w:r>
+        <w:t>Active labour at 6 cm: monitor contractions and FHR.</w:t>
+      </w:r>
+    </w:p>
+    <w:p>
+      <w:pPr>
+        <w:spacing w:after="0" w:before="0"/>
+      </w:pPr>
+      <w:r>
+        <w:rPr>
+          <w:b/>
+          <w:i w:val="0"/>
+          <w:sz w:val="21"/>
+        </w:rPr>
+        <w:t>Positive Marks: 1    Negative Marks: 0.25</w:t>
+      </w:r>
+    </w:p>
+    <w:p>
+      <w:pPr>
+        <w:spacing w:before="280" w:after="40"/>
+      </w:pPr>
+      <w:r>
+        <w:rPr>
+          <w:b/>
+        </w:rPr>
+        <w:t xml:space="preserve">Question: </w:t>
+      </w:r>
+      <w:r>
+        <w:t xml:space="preserve">Identify the pattern shown in the CTG strip. (OBGY) </w:t>
+      </w:r>
+    </w:p>
+    <w:p>
+      <w:pPr>
+        <w:spacing w:after="40" w:before="0"/>
+      </w:pPr>
+      <w:r>
+        <w:rPr>
+          <w:b w:val="0"/>
+          <w:i/>
+          <w:color w:val="B45F06"/>
+          <w:sz w:val="20"/>
+        </w:rPr>
+        <w:t>[ IMAGE: N9-M54 — image in the Image Bank, to be inserted ]</w:t>
+      </w:r>
+    </w:p>
+    <w:p>
+      <w:pPr>
+        <w:spacing w:after="20" w:before="0"/>
+      </w:pPr>
+      <w:r>
+        <w:rPr>
+          <w:b w:val="0"/>
+          <w:i w:val="0"/>
+          <w:sz w:val="21"/>
+        </w:rPr>
+        <w:t>(a)  Early deceleration</w:t>
+      </w:r>
+    </w:p>
+    <w:p>
+      <w:pPr>
+        <w:spacing w:after="20" w:before="0"/>
+      </w:pPr>
+      <w:r>
+        <w:rPr>
+          <w:b w:val="0"/>
+          <w:i w:val="0"/>
+          <w:sz w:val="21"/>
+        </w:rPr>
+        <w:t>(b)  Fetal tachycardia</w:t>
+      </w:r>
+    </w:p>
+    <w:p>
+      <w:pPr>
+        <w:spacing w:after="20" w:before="0"/>
+      </w:pPr>
+      <w:r>
+        <w:rPr>
+          <w:b w:val="0"/>
+          <w:i w:val="0"/>
+          <w:sz w:val="21"/>
+        </w:rPr>
+        <w:t>(c)  Fetal bradycardia</w:t>
+      </w:r>
+    </w:p>
+    <w:p>
+      <w:pPr>
+        <w:spacing w:after="20" w:before="0"/>
+      </w:pPr>
+      <w:r>
+        <w:rPr>
+          <w:b w:val="0"/>
+          <w:i w:val="0"/>
+          <w:sz w:val="21"/>
+        </w:rPr>
+        <w:t xml:space="preserve">(d)  Late deceleration </w:t>
+      </w:r>
+    </w:p>
+    <w:p>
+      <w:pPr>
+        <w:spacing w:after="80" w:before="0"/>
+      </w:pPr>
+      <w:r>
+        <w:rPr>
+          <w:b/>
+          <w:i w:val="0"/>
+          <w:sz w:val="22"/>
+        </w:rPr>
+        <w:t>Answer: a</w:t>
+      </w:r>
+    </w:p>
+    <w:p>
+      <w:pPr>
+        <w:spacing w:after="20"/>
+      </w:pPr>
+      <w:r>
+        <w:rPr>
+          <w:b/>
+        </w:rPr>
+        <w:t xml:space="preserve">Solution: </w:t>
+      </w:r>
+      <w:r>
+        <w:rPr>
+          <w:b/>
+          <w:color w:val="1E7B1E"/>
+        </w:rPr>
+        <w:t xml:space="preserve">✅ Correct Answer: </w:t>
+      </w:r>
+      <w:r>
+        <w:rPr>
+          <w:b/>
+          <w:color w:val="1E7B1E"/>
+        </w:rPr>
+        <w:t>a</w:t>
+      </w:r>
+    </w:p>
+    <w:p>
+      <w:pPr>
+        <w:spacing w:after="20" w:before="0"/>
+      </w:pPr>
+      <w:r>
+        <w:rPr>
+          <w:b/>
+        </w:rPr>
+        <w:t xml:space="preserve">🧠 Clinical Rationale: </w:t>
+      </w:r>
+      <w:r>
+        <w:t>Per the CTG strip and the printed key, the pattern shown is EARLY DECELERATION — gradual, symmetrical dips in the fetal heart rate that mirror the contraction (onset at the start, lowest at the peak, recovery by the end), caused by HEAD COMPRESSION; it is a benign, reassuring pattern.</w:t>
+      </w:r>
+    </w:p>
+    <w:p>
+      <w:pPr>
+        <w:spacing w:after="20" w:before="0"/>
+      </w:pPr>
+      <w:r>
+        <w:rPr>
+          <w:b/>
+        </w:rPr>
+        <w:t xml:space="preserve">🔍 Key Clues: </w:t>
+      </w:r>
+      <w:r>
+        <w:t>Early deceleration: gradual V-shaped dip mirroring contractions (head compression).</w:t>
+      </w:r>
+    </w:p>
+    <w:p>
+      <w:pPr>
+        <w:spacing w:after="20" w:before="0"/>
+      </w:pPr>
+      <w:r>
+        <w:rPr>
+          <w:b/>
+        </w:rPr>
+        <w:t xml:space="preserve">🚨 Priority Principle: </w:t>
+      </w:r>
+      <w:r>
+        <w:t>Recall the core fact precisely, then apply it to the clinical context.</w:t>
+      </w:r>
+    </w:p>
+    <w:p>
+      <w:pPr>
+        <w:spacing w:after="20" w:before="0"/>
+      </w:pPr>
+      <w:r>
+        <w:rPr>
+          <w:b/>
+        </w:rPr>
+        <w:t xml:space="preserve">❌ Why Not Other Options: </w:t>
+      </w:r>
+      <w:r>
+        <w:t>b — Tachycardia = baseline &gt; 160 bpm. | c — Bradycardia = baseline &lt; 110 bpm. | d — Late deceleration = dip AFTER the contraction peak.</w:t>
+      </w:r>
+    </w:p>
+    <w:p>
+      <w:pPr>
+        <w:spacing w:after="20" w:before="0"/>
+      </w:pPr>
+      <w:r>
+        <w:rPr>
+          <w:b/>
+          <w:color w:val="B45F06"/>
+        </w:rPr>
+        <w:t xml:space="preserve">⚠️ Exam Trap: </w:t>
+      </w:r>
+      <w:r>
+        <w:t>Early = head (benign, mirrors contraction); late = placental (ominous, after peak); variable = cord.</w:t>
+      </w:r>
+    </w:p>
+    <w:p>
+      <w:pPr>
+        <w:spacing w:after="20" w:before="0"/>
+      </w:pPr>
+      <w:r>
+        <w:rPr>
+          <w:b/>
+        </w:rPr>
+        <w:t xml:space="preserve">🩺 Clinical Thinking: </w:t>
+      </w:r>
+      <w:r>
+        <w:t>Recall (the key fact) → Connect (related high-yield facts) → Apply (exam context).</w:t>
+      </w:r>
+    </w:p>
+    <w:p>
+      <w:pPr>
+        <w:spacing w:after="20" w:before="0"/>
+      </w:pPr>
+      <w:r>
+        <w:rPr>
+          <w:b/>
+          <w:color w:val="1F3A5F"/>
+        </w:rPr>
+        <w:t xml:space="preserve">💎 PNC Pearl: </w:t>
+      </w:r>
+      <w:r>
+        <w:t>CTG pattern shown: early deceleration.</w:t>
+      </w:r>
+    </w:p>
+    <w:p>
+      <w:pPr>
+        <w:spacing w:after="20" w:before="0"/>
+      </w:pPr>
+      <w:r>
+        <w:rPr>
+          <w:b/>
+          <w:color w:val="B45F06"/>
+        </w:rPr>
+        <w:t xml:space="preserve">📌 Note: </w:t>
+      </w:r>
+      <w:r>
+        <w:t>📌 The CTG strip for this question is NOT present in the PDF — source it from the original paper and drop it into the Images folder as N9-M54.png.</w:t>
+      </w:r>
+    </w:p>
+    <w:p>
+      <w:pPr>
+        <w:spacing w:after="0" w:before="0"/>
+      </w:pPr>
+      <w:r>
+        <w:rPr>
+          <w:b/>
+          <w:i w:val="0"/>
+          <w:sz w:val="21"/>
+        </w:rPr>
+        <w:t>Positive Marks: 1    Negative Marks: 0.25</w:t>
+      </w:r>
+    </w:p>
+    <w:p>
+      <w:pPr>
+        <w:spacing w:before="280" w:after="40"/>
+      </w:pPr>
+      <w:r>
+        <w:rPr>
+          <w:b/>
+        </w:rPr>
+        <w:t xml:space="preserve">Question: </w:t>
+      </w:r>
+      <w:r>
+        <w:t>Among the following, which food provides the highest amount of protein per 100 grams? (B&amp;N)</w:t>
+      </w:r>
+    </w:p>
+    <w:p>
+      <w:pPr>
+        <w:spacing w:after="20" w:before="0"/>
+      </w:pPr>
+      <w:r>
+        <w:rPr>
+          <w:b w:val="0"/>
+          <w:i w:val="0"/>
+          <w:sz w:val="21"/>
+        </w:rPr>
+        <w:t>(a)  Egg</w:t>
+      </w:r>
+    </w:p>
+    <w:p>
+      <w:pPr>
+        <w:spacing w:after="20" w:before="0"/>
+      </w:pPr>
+      <w:r>
+        <w:rPr>
+          <w:b w:val="0"/>
+          <w:i w:val="0"/>
+          <w:sz w:val="21"/>
+        </w:rPr>
+        <w:t>(b)  Soybean</w:t>
+      </w:r>
+    </w:p>
+    <w:p>
+      <w:pPr>
+        <w:spacing w:after="20" w:before="0"/>
+      </w:pPr>
+      <w:r>
+        <w:rPr>
+          <w:b w:val="0"/>
+          <w:i w:val="0"/>
+          <w:sz w:val="21"/>
+        </w:rPr>
+        <w:t>(c)  Mutton</w:t>
+      </w:r>
+    </w:p>
+    <w:p>
+      <w:pPr>
+        <w:spacing w:after="20" w:before="0"/>
+      </w:pPr>
+      <w:r>
+        <w:rPr>
+          <w:b w:val="0"/>
+          <w:i w:val="0"/>
+          <w:sz w:val="21"/>
+        </w:rPr>
+        <w:t>(d)  Peanuts</w:t>
+      </w:r>
+    </w:p>
+    <w:p>
+      <w:pPr>
+        <w:spacing w:after="80" w:before="0"/>
+      </w:pPr>
+      <w:r>
+        <w:rPr>
+          <w:b/>
+          <w:i w:val="0"/>
+          <w:sz w:val="22"/>
+        </w:rPr>
+        <w:t>Answer: b</w:t>
+      </w:r>
+    </w:p>
+    <w:p>
+      <w:pPr>
+        <w:spacing w:after="20"/>
+      </w:pPr>
+      <w:r>
+        <w:rPr>
+          <w:b/>
+        </w:rPr>
+        <w:t xml:space="preserve">Solution: </w:t>
+      </w:r>
+      <w:r>
+        <w:rPr>
+          <w:b/>
+          <w:color w:val="1E7B1E"/>
+        </w:rPr>
+        <w:t xml:space="preserve">✅ Correct Answer: </w:t>
+      </w:r>
+      <w:r>
+        <w:rPr>
+          <w:b/>
+          <w:color w:val="1E7B1E"/>
+        </w:rPr>
+        <w:t>b</w:t>
+      </w:r>
+    </w:p>
+    <w:p>
+      <w:pPr>
+        <w:spacing w:after="20" w:before="0"/>
+      </w:pPr>
+      <w:r>
+        <w:rPr>
+          <w:b/>
+        </w:rPr>
+        <w:t xml:space="preserve">🧠 Clinical Rationale: </w:t>
+      </w:r>
+      <w:r>
+        <w:t>SOYBEAN provides the HIGHEST protein per 100 g (~36-40 g) among the options — it is the richest plant protein source. Mutton ~18-20 g, egg ~13 g, peanuts ~25-26 g (but soybean is higher). The keyed answer is soybean.</w:t>
+      </w:r>
+    </w:p>
+    <w:p>
+      <w:pPr>
+        <w:spacing w:after="20" w:before="0"/>
+      </w:pPr>
+      <w:r>
+        <w:rPr>
+          <w:b/>
+        </w:rPr>
+        <w:t xml:space="preserve">🔍 Key Clues: </w:t>
+      </w:r>
+      <w:r>
+        <w:t>Protein per 100 g: soybean ~36-40 g &gt; peanuts ~25 g &gt; mutton ~19 g &gt; egg ~13 g.</w:t>
+      </w:r>
+    </w:p>
+    <w:p>
+      <w:pPr>
+        <w:spacing w:after="20" w:before="0"/>
+      </w:pPr>
+      <w:r>
+        <w:rPr>
+          <w:b/>
+        </w:rPr>
+        <w:t xml:space="preserve">🚨 Priority Principle: </w:t>
+      </w:r>
+      <w:r>
+        <w:t>Recall the core fact precisely, then apply it to the clinical context.</w:t>
+      </w:r>
+    </w:p>
+    <w:p>
+      <w:pPr>
+        <w:spacing w:after="20" w:before="0"/>
+      </w:pPr>
+      <w:r>
+        <w:rPr>
+          <w:b/>
+        </w:rPr>
+        <w:t xml:space="preserve">❌ Why Not Other Options: </w:t>
+      </w:r>
+      <w:r>
+        <w:t>a — Egg ≈ 13 g/100 g. | c — Mutton ≈ 18-20 g/100 g. | d — Peanuts ≈ 25-26 g/100 g.</w:t>
+      </w:r>
+    </w:p>
+    <w:p>
+      <w:pPr>
+        <w:spacing w:after="20" w:before="0"/>
+      </w:pPr>
+      <w:r>
+        <w:rPr>
+          <w:b/>
+          <w:color w:val="B45F06"/>
+        </w:rPr>
+        <w:t xml:space="preserve">⚠️ Exam Trap: </w:t>
+      </w:r>
+      <w:r>
+        <w:t>Soybean is the plant-protein champion — higher than most meats gram-for-gram.</w:t>
+      </w:r>
+    </w:p>
+    <w:p>
+      <w:pPr>
+        <w:spacing w:after="20" w:before="0"/>
+      </w:pPr>
+      <w:r>
+        <w:rPr>
+          <w:b/>
+        </w:rPr>
+        <w:t xml:space="preserve">🩺 Clinical Thinking: </w:t>
+      </w:r>
+      <w:r>
+        <w:t>Recall (the key fact) → Connect (related high-yield facts) → Apply (exam context).</w:t>
+      </w:r>
+    </w:p>
+    <w:p>
+      <w:pPr>
+        <w:spacing w:after="20" w:before="0"/>
+      </w:pPr>
+      <w:r>
+        <w:rPr>
+          <w:b/>
+          <w:color w:val="1F3A5F"/>
+        </w:rPr>
+        <w:t xml:space="preserve">💎 PNC Pearl: </w:t>
+      </w:r>
+      <w:r>
+        <w:t>Highest protein per 100 g: soybean.</w:t>
+      </w:r>
+    </w:p>
+    <w:p>
+      <w:pPr>
+        <w:spacing w:after="0" w:before="0"/>
+      </w:pPr>
+      <w:r>
+        <w:rPr>
+          <w:b/>
+          <w:i w:val="0"/>
+          <w:sz w:val="21"/>
+        </w:rPr>
+        <w:t>Positive Marks: 1    Negative Marks: 0.25</w:t>
+      </w:r>
+    </w:p>
+    <w:p>
+      <w:pPr>
+        <w:spacing w:before="280" w:after="40"/>
+      </w:pPr>
+      <w:r>
+        <w:rPr>
+          <w:b/>
+        </w:rPr>
+        <w:t xml:space="preserve">Question: </w:t>
+      </w:r>
+      <w:r>
+        <w:t>In which year was the first National Family Planning Programme launched in India? (CHN)</w:t>
+      </w:r>
+    </w:p>
+    <w:p>
+      <w:pPr>
+        <w:spacing w:after="20" w:before="0"/>
+      </w:pPr>
+      <w:r>
+        <w:rPr>
+          <w:b w:val="0"/>
+          <w:i w:val="0"/>
+          <w:sz w:val="21"/>
+        </w:rPr>
+        <w:t>(a)  1947</w:t>
+      </w:r>
+    </w:p>
+    <w:p>
+      <w:pPr>
+        <w:spacing w:after="20" w:before="0"/>
+      </w:pPr>
+      <w:r>
+        <w:rPr>
+          <w:b w:val="0"/>
+          <w:i w:val="0"/>
+          <w:sz w:val="21"/>
+        </w:rPr>
+        <w:t>(b)  1952</w:t>
+      </w:r>
+    </w:p>
+    <w:p>
+      <w:pPr>
+        <w:spacing w:after="20" w:before="0"/>
+      </w:pPr>
+      <w:r>
+        <w:rPr>
+          <w:b w:val="0"/>
+          <w:i w:val="0"/>
+          <w:sz w:val="21"/>
+        </w:rPr>
+        <w:t>(c)  1961</w:t>
+      </w:r>
+    </w:p>
+    <w:p>
+      <w:pPr>
+        <w:spacing w:after="20" w:before="0"/>
+      </w:pPr>
+      <w:r>
+        <w:rPr>
+          <w:b w:val="0"/>
+          <w:i w:val="0"/>
+          <w:sz w:val="21"/>
+        </w:rPr>
+        <w:t>(d)  1971</w:t>
+      </w:r>
+    </w:p>
+    <w:p>
+      <w:pPr>
+        <w:spacing w:after="80" w:before="0"/>
+      </w:pPr>
+      <w:r>
+        <w:rPr>
+          <w:b/>
+          <w:i w:val="0"/>
+          <w:sz w:val="22"/>
+        </w:rPr>
+        <w:t>Answer: b</w:t>
+      </w:r>
+    </w:p>
+    <w:p>
+      <w:pPr>
+        <w:spacing w:after="20"/>
+      </w:pPr>
+      <w:r>
+        <w:rPr>
+          <w:b/>
+        </w:rPr>
+        <w:t xml:space="preserve">Solution: </w:t>
+      </w:r>
+      <w:r>
+        <w:rPr>
+          <w:b/>
+          <w:color w:val="1E7B1E"/>
+        </w:rPr>
+        <w:t xml:space="preserve">✅ Correct Answer: </w:t>
+      </w:r>
+      <w:r>
+        <w:rPr>
+          <w:b/>
+          <w:color w:val="1E7B1E"/>
+        </w:rPr>
+        <w:t>b</w:t>
+      </w:r>
+    </w:p>
+    <w:p>
+      <w:pPr>
+        <w:spacing w:after="20" w:before="0"/>
+      </w:pPr>
+      <w:r>
+        <w:rPr>
+          <w:b/>
+        </w:rPr>
+        <w:t xml:space="preserve">🧠 Clinical Rationale: </w:t>
+      </w:r>
+      <w:r>
+        <w:t>India launched the FIRST NATIONAL FAMILY PLANNING PROGRAMME in 1952 — the first country in the world to do so as an official national programme. It began as the Family Planning Programme (later Family Welfare Programme); the National Population Policy came in 2000.</w:t>
+      </w:r>
+    </w:p>
+    <w:p>
+      <w:pPr>
+        <w:spacing w:after="20" w:before="0"/>
+      </w:pPr>
+      <w:r>
+        <w:rPr>
+          <w:b/>
+        </w:rPr>
+        <w:t xml:space="preserve">🔍 Key Clues: </w:t>
+      </w:r>
+      <w:r>
+        <w:t>India's first national family planning programme: 1952 (world's first).</w:t>
+      </w:r>
+    </w:p>
+    <w:p>
+      <w:pPr>
+        <w:spacing w:after="20" w:before="0"/>
+      </w:pPr>
+      <w:r>
+        <w:rPr>
+          <w:b/>
+        </w:rPr>
+        <w:t xml:space="preserve">🚨 Priority Principle: </w:t>
+      </w:r>
+      <w:r>
+        <w:t>Patient safety and the ABC (airway, breathing, circulation) priorities come before diagnosis, documentation and non-urgent tasks.</w:t>
+      </w:r>
+    </w:p>
+    <w:p>
+      <w:pPr>
+        <w:spacing w:after="20" w:before="0"/>
+      </w:pPr>
+      <w:r>
+        <w:rPr>
+          <w:b/>
+        </w:rPr>
+        <w:t xml:space="preserve">❌ Why Not Other Options: </w:t>
+      </w:r>
+      <w:r>
+        <w:t>a — 1947 = independence year. | c — 1961 = census/extension phase. | d — 1971 = Medical Termination of Pregnancy Act.</w:t>
+      </w:r>
+    </w:p>
+    <w:p>
+      <w:pPr>
+        <w:spacing w:after="20" w:before="0"/>
+      </w:pPr>
+      <w:r>
+        <w:rPr>
+          <w:b/>
+          <w:color w:val="B45F06"/>
+        </w:rPr>
+        <w:t xml:space="preserve">⚠️ Exam Trap: </w:t>
+      </w:r>
+      <w:r>
+        <w:t>1952: world's first national family planning programme — a famous GK date.</w:t>
+      </w:r>
+    </w:p>
+    <w:p>
+      <w:pPr>
+        <w:spacing w:after="20" w:before="0"/>
+      </w:pPr>
+      <w:r>
+        <w:rPr>
+          <w:b/>
+        </w:rPr>
+        <w:t xml:space="preserve">🩺 Clinical Thinking: </w:t>
+      </w:r>
+      <w:r>
+        <w:t>Identify (the problem) → Stabilize (ABC / patient safety) → Reassess (response) → Document (findings).</w:t>
+      </w:r>
+    </w:p>
+    <w:p>
+      <w:pPr>
+        <w:spacing w:after="20" w:before="0"/>
+      </w:pPr>
+      <w:r>
+        <w:rPr>
+          <w:b/>
+          <w:color w:val="1F3A5F"/>
+        </w:rPr>
+        <w:t xml:space="preserve">💎 PNC Pearl: </w:t>
+      </w:r>
+      <w:r>
+        <w:t>First National Family Planning Programme: 1952.</w:t>
+      </w:r>
+    </w:p>
+    <w:p>
+      <w:pPr>
+        <w:spacing w:after="0" w:before="0"/>
+      </w:pPr>
+      <w:r>
+        <w:rPr>
+          <w:b/>
+          <w:i w:val="0"/>
+          <w:sz w:val="21"/>
+        </w:rPr>
+        <w:t>Positive Marks: 1    Negative Marks: 0.25</w:t>
+      </w:r>
+    </w:p>
+    <w:p>
+      <w:pPr>
+        <w:spacing w:before="280" w:after="40"/>
+      </w:pPr>
+      <w:r>
+        <w:rPr>
+          <w:b/>
+        </w:rPr>
+        <w:t xml:space="preserve">Question: </w:t>
+      </w:r>
+      <w:r>
+        <w:t>Which was the first National Family Planning Programme launched in India? (CHN)</w:t>
+      </w:r>
+    </w:p>
+    <w:p>
+      <w:pPr>
+        <w:spacing w:after="20" w:before="0"/>
+      </w:pPr>
+      <w:r>
+        <w:rPr>
+          <w:b w:val="0"/>
+          <w:i w:val="0"/>
+          <w:sz w:val="21"/>
+        </w:rPr>
+        <w:t>(a)  National Population Policy</w:t>
+      </w:r>
+    </w:p>
+    <w:p>
+      <w:pPr>
+        <w:spacing w:after="20" w:before="0"/>
+      </w:pPr>
+      <w:r>
+        <w:rPr>
+          <w:b w:val="0"/>
+          <w:i w:val="0"/>
+          <w:sz w:val="21"/>
+        </w:rPr>
+        <w:t>(b)  Family Welfare Programme</w:t>
+      </w:r>
+    </w:p>
+    <w:p>
+      <w:pPr>
+        <w:spacing w:after="20" w:before="0"/>
+      </w:pPr>
+      <w:r>
+        <w:rPr>
+          <w:b w:val="0"/>
+          <w:i w:val="0"/>
+          <w:sz w:val="21"/>
+        </w:rPr>
+        <w:t>(c)  Reproductive and Child Health Programme</w:t>
+      </w:r>
+    </w:p>
+    <w:p>
+      <w:pPr>
+        <w:spacing w:after="20" w:before="0"/>
+      </w:pPr>
+      <w:r>
+        <w:rPr>
+          <w:b w:val="0"/>
+          <w:i w:val="0"/>
+          <w:sz w:val="21"/>
+        </w:rPr>
+        <w:t xml:space="preserve">(d)  National Rural Health Mission </w:t>
+      </w:r>
+    </w:p>
+    <w:p>
+      <w:pPr>
+        <w:spacing w:after="80" w:before="0"/>
+      </w:pPr>
+      <w:r>
+        <w:rPr>
+          <w:b/>
+          <w:i w:val="0"/>
+          <w:sz w:val="22"/>
+        </w:rPr>
+        <w:t>Answer: b</w:t>
+      </w:r>
+    </w:p>
+    <w:p>
+      <w:pPr>
+        <w:spacing w:after="20"/>
+      </w:pPr>
+      <w:r>
+        <w:rPr>
+          <w:b/>
+        </w:rPr>
+        <w:t xml:space="preserve">Solution: </w:t>
+      </w:r>
+      <w:r>
+        <w:rPr>
+          <w:b/>
+          <w:color w:val="1E7B1E"/>
+        </w:rPr>
+        <w:t xml:space="preserve">✅ Correct Answer: </w:t>
+      </w:r>
+      <w:r>
+        <w:rPr>
+          <w:b/>
+          <w:color w:val="1E7B1E"/>
+        </w:rPr>
+        <w:t>b</w:t>
+      </w:r>
+    </w:p>
+    <w:p>
+      <w:pPr>
+        <w:spacing w:after="20" w:before="0"/>
+      </w:pPr>
+      <w:r>
+        <w:rPr>
+          <w:b/>
+        </w:rPr>
+        <w:t xml:space="preserve">🧠 Clinical Rationale: </w:t>
+      </w:r>
+      <w:r>
+        <w:t>The first national family planning programme launched in 1952 was the FAMILY WELFARE PROGRAMME (originally the Family Planning Programme, renamed Family Welfare in 1977). The National Population Policy (2000), RCH (1997) and NRHM (2005) came much later.</w:t>
+      </w:r>
+    </w:p>
+    <w:p>
+      <w:pPr>
+        <w:spacing w:after="20" w:before="0"/>
+      </w:pPr>
+      <w:r>
+        <w:rPr>
+          <w:b/>
+        </w:rPr>
+        <w:t xml:space="preserve">🔍 Key Clues: </w:t>
+      </w:r>
+      <w:r>
+        <w:t>First family planning initiative (1952) = Family Welfare Programme.</w:t>
+      </w:r>
+    </w:p>
+    <w:p>
+      <w:pPr>
+        <w:spacing w:after="20" w:before="0"/>
+      </w:pPr>
+      <w:r>
+        <w:rPr>
+          <w:b/>
+        </w:rPr>
+        <w:t xml:space="preserve">🚨 Priority Principle: </w:t>
+      </w:r>
+      <w:r>
+        <w:t>Patient safety and the ABC (airway, breathing, circulation) priorities come before diagnosis, documentation and non-urgent tasks.</w:t>
+      </w:r>
+    </w:p>
+    <w:p>
+      <w:pPr>
+        <w:spacing w:after="20" w:before="0"/>
+      </w:pPr>
+      <w:r>
+        <w:rPr>
+          <w:b/>
+        </w:rPr>
+        <w:t xml:space="preserve">❌ Why Not Other Options: </w:t>
+      </w:r>
+      <w:r>
+        <w:t>a — National Population Policy = 2000. | c — RCH = 1997. | d — NRHM = 2005.</w:t>
+      </w:r>
+    </w:p>
+    <w:p>
+      <w:pPr>
+        <w:spacing w:after="20" w:before="0"/>
+      </w:pPr>
+      <w:r>
+        <w:rPr>
+          <w:b/>
+          <w:color w:val="B45F06"/>
+        </w:rPr>
+        <w:t xml:space="preserve">⚠️ Exam Trap: </w:t>
+      </w:r>
+      <w:r>
+        <w:t>Chronology: Family Welfare (1952) → RCH (1997) → NPP (2000) → NRHM (2005).</w:t>
+      </w:r>
+    </w:p>
+    <w:p>
+      <w:pPr>
+        <w:spacing w:after="20" w:before="0"/>
+      </w:pPr>
+      <w:r>
+        <w:rPr>
+          <w:b/>
+        </w:rPr>
+        <w:t xml:space="preserve">🩺 Clinical Thinking: </w:t>
+      </w:r>
+      <w:r>
+        <w:t>Identify (the problem) → Stabilize (ABC / patient safety) → Reassess (response) → Document (findings).</w:t>
+      </w:r>
+    </w:p>
+    <w:p>
+      <w:pPr>
+        <w:spacing w:after="20" w:before="0"/>
+      </w:pPr>
+      <w:r>
+        <w:rPr>
+          <w:b/>
+          <w:color w:val="1F3A5F"/>
+        </w:rPr>
+        <w:t xml:space="preserve">💎 PNC Pearl: </w:t>
+      </w:r>
+      <w:r>
+        <w:t>First family planning programme: Family Welfare Programme (1952).</w:t>
+      </w:r>
+    </w:p>
+    <w:p>
+      <w:pPr>
+        <w:spacing w:after="0" w:before="0"/>
+      </w:pPr>
+      <w:r>
+        <w:rPr>
+          <w:b/>
+          <w:i w:val="0"/>
+          <w:sz w:val="21"/>
+        </w:rPr>
+        <w:t>Positive Marks: 1    Negative Marks: 0.25</w:t>
+      </w:r>
+    </w:p>
+    <w:p>
+      <w:pPr>
+        <w:spacing w:before="280" w:after="40"/>
+      </w:pPr>
+      <w:r>
+        <w:rPr>
+          <w:b/>
+        </w:rPr>
+        <w:t xml:space="preserve">Question: </w:t>
+      </w:r>
+      <w:r>
+        <w:t>A 45-year-old patient on isoniazid therapy for tuberculosis presents with complaints of numbness and tingling in the extremities, suggestive of peripheral neuropathy. The nurse suspects; this is related to a deficiency caused by the medication. Which intervention should the nurse prioritize? (CHN)</w:t>
+      </w:r>
+    </w:p>
+    <w:p>
+      <w:pPr>
+        <w:spacing w:after="20" w:before="0"/>
+      </w:pPr>
+      <w:r>
+        <w:rPr>
+          <w:b w:val="0"/>
+          <w:i w:val="0"/>
+          <w:sz w:val="21"/>
+        </w:rPr>
+        <w:t>(a)  Administer vitamin B12 supplements</w:t>
+      </w:r>
+    </w:p>
+    <w:p>
+      <w:pPr>
+        <w:spacing w:after="20" w:before="0"/>
+      </w:pPr>
+      <w:r>
+        <w:rPr>
+          <w:b w:val="0"/>
+          <w:i w:val="0"/>
+          <w:sz w:val="21"/>
+        </w:rPr>
+        <w:t xml:space="preserve">(b)  Increase the dose of isoniazid </w:t>
+      </w:r>
+    </w:p>
+    <w:p>
+      <w:pPr>
+        <w:spacing w:after="20" w:before="0"/>
+      </w:pPr>
+      <w:r>
+        <w:rPr>
+          <w:b w:val="0"/>
+          <w:i w:val="0"/>
+          <w:sz w:val="21"/>
+        </w:rPr>
+        <w:t>(c)  Administer vitamin B6 (pyridoxine) supplements</w:t>
+      </w:r>
+    </w:p>
+    <w:p>
+      <w:pPr>
+        <w:spacing w:after="20" w:before="0"/>
+      </w:pPr>
+      <w:r>
+        <w:rPr>
+          <w:b w:val="0"/>
+          <w:i w:val="0"/>
+          <w:sz w:val="21"/>
+        </w:rPr>
+        <w:t>(d)  Discontinue isoniazid immediately</w:t>
+      </w:r>
+    </w:p>
+    <w:p>
+      <w:pPr>
+        <w:spacing w:after="80" w:before="0"/>
+      </w:pPr>
+      <w:r>
+        <w:rPr>
+          <w:b/>
+          <w:i w:val="0"/>
+          <w:sz w:val="22"/>
+        </w:rPr>
+        <w:t>Answer: c</w:t>
+      </w:r>
+    </w:p>
+    <w:p>
+      <w:pPr>
+        <w:spacing w:after="20"/>
+      </w:pPr>
+      <w:r>
+        <w:rPr>
+          <w:b/>
+        </w:rPr>
+        <w:t xml:space="preserve">Solution: </w:t>
+      </w:r>
+      <w:r>
+        <w:rPr>
+          <w:b/>
+          <w:color w:val="1E7B1E"/>
+        </w:rPr>
+        <w:t xml:space="preserve">✅ Correct Answer: </w:t>
+      </w:r>
+      <w:r>
+        <w:rPr>
+          <w:b/>
+          <w:color w:val="1E7B1E"/>
+        </w:rPr>
+        <w:t>c</w:t>
+      </w:r>
+    </w:p>
+    <w:p>
+      <w:pPr>
+        <w:spacing w:after="20" w:before="0"/>
+      </w:pPr>
+      <w:r>
+        <w:rPr>
+          <w:b/>
+        </w:rPr>
+        <w:t xml:space="preserve">🧠 Clinical Rationale: </w:t>
+      </w:r>
+      <w:r>
+        <w:t>ISONIAZID causes PERIPHERAL NEUROPATHY by depleting VITAMIN B6 (pyridoxine) — the intervention is to administer PYRIDOXINE supplements (10-50 mg/day), not to increase or stop the INH. Vitamin B12 treats a different neuropathy; stopping INH is unnecessary when pyridoxine prevents the effect.</w:t>
+      </w:r>
+    </w:p>
+    <w:p>
+      <w:pPr>
+        <w:spacing w:after="20" w:before="0"/>
+      </w:pPr>
+      <w:r>
+        <w:rPr>
+          <w:b/>
+        </w:rPr>
+        <w:t xml:space="preserve">🔍 Key Clues: </w:t>
+      </w:r>
+      <w:r>
+        <w:t>INH neuropathy = pyridoxine (vitamin B6) deficiency → give B6.</w:t>
+      </w:r>
+    </w:p>
+    <w:p>
+      <w:pPr>
+        <w:spacing w:after="20" w:before="0"/>
+      </w:pPr>
+      <w:r>
+        <w:rPr>
+          <w:b/>
+        </w:rPr>
+        <w:t xml:space="preserve">🚨 Priority Principle: </w:t>
+      </w:r>
+      <w:r>
+        <w:t>Medication safety — the right drug, right dose, right route, right time and right patient — governs every administration decision.</w:t>
+      </w:r>
+    </w:p>
+    <w:p>
+      <w:pPr>
+        <w:spacing w:after="20" w:before="0"/>
+      </w:pPr>
+      <w:r>
+        <w:rPr>
+          <w:b/>
+        </w:rPr>
+        <w:t xml:space="preserve">❌ Why Not Other Options: </w:t>
+      </w:r>
+      <w:r>
+        <w:t>a — B12 is for pernicious anaemia neuropathy, not INH. | b — Increasing INH worsens the neuropathy. | d — INH is continued with B6 supplementation.</w:t>
+      </w:r>
+    </w:p>
+    <w:p>
+      <w:pPr>
+        <w:spacing w:after="20" w:before="0"/>
+      </w:pPr>
+      <w:r>
+        <w:rPr>
+          <w:b/>
+          <w:color w:val="B45F06"/>
+        </w:rPr>
+        <w:t xml:space="preserve">⚠️ Exam Trap: </w:t>
+      </w:r>
+      <w:r>
+        <w:t>INH + pyridoxine always — prevents the peripheral neuropathy.</w:t>
+      </w:r>
+    </w:p>
+    <w:p>
+      <w:pPr>
+        <w:spacing w:after="20" w:before="0"/>
+      </w:pPr>
+      <w:r>
+        <w:rPr>
+          <w:b/>
+        </w:rPr>
+        <w:t xml:space="preserve">🩺 Clinical Thinking: </w:t>
+      </w:r>
+      <w:r>
+        <w:t>Recall (the key fact) → Connect (related high-yield facts) → Apply (exam context).</w:t>
+      </w:r>
+    </w:p>
+    <w:p>
+      <w:pPr>
+        <w:spacing w:after="20" w:before="0"/>
+      </w:pPr>
+      <w:r>
+        <w:rPr>
+          <w:b/>
+          <w:color w:val="1F3A5F"/>
+        </w:rPr>
+        <w:t xml:space="preserve">💎 PNC Pearl: </w:t>
+      </w:r>
+      <w:r>
+        <w:t>Isoniazid neuropathy: give pyridoxine (B6).</w:t>
+      </w:r>
+    </w:p>
+    <w:p>
+      <w:pPr>
+        <w:spacing w:after="0" w:before="0"/>
+      </w:pPr>
+      <w:r>
+        <w:rPr>
+          <w:b/>
+          <w:i w:val="0"/>
+          <w:sz w:val="21"/>
+        </w:rPr>
+        <w:t>Positive Marks: 1    Negative Marks: 0.25</w:t>
+      </w:r>
+    </w:p>
+    <w:p>
+      <w:pPr>
+        <w:spacing w:before="280" w:after="40"/>
+      </w:pPr>
+      <w:r>
+        <w:rPr>
+          <w:b/>
+        </w:rPr>
+        <w:t xml:space="preserve">Question: </w:t>
+      </w:r>
+      <w:r>
+        <w:t>A 30-year-old patient presents with fever, weight loss, and skin lesions after traveling to a rural area. The nurse suspects leishmaniasis based on the patient's history and symptoms. Which vector is most likely responsible for transmitting this disease? (CHN)</w:t>
+      </w:r>
+    </w:p>
+    <w:p>
+      <w:pPr>
+        <w:spacing w:after="20" w:before="0"/>
+      </w:pPr>
+      <w:r>
+        <w:rPr>
+          <w:b w:val="0"/>
+          <w:i w:val="0"/>
+          <w:sz w:val="21"/>
+        </w:rPr>
+        <w:t>(a)  Mosquito</w:t>
+      </w:r>
+    </w:p>
+    <w:p>
+      <w:pPr>
+        <w:spacing w:after="20" w:before="0"/>
+      </w:pPr>
+      <w:r>
+        <w:rPr>
+          <w:b w:val="0"/>
+          <w:i w:val="0"/>
+          <w:sz w:val="21"/>
+        </w:rPr>
+        <w:t>(b)  Tsetse fly</w:t>
+      </w:r>
+    </w:p>
+    <w:p>
+      <w:pPr>
+        <w:spacing w:after="20" w:before="0"/>
+      </w:pPr>
+      <w:r>
+        <w:rPr>
+          <w:b w:val="0"/>
+          <w:i w:val="0"/>
+          <w:sz w:val="21"/>
+        </w:rPr>
+        <w:t xml:space="preserve">(c)  Sandfly </w:t>
+      </w:r>
+    </w:p>
+    <w:p>
+      <w:pPr>
+        <w:spacing w:after="20" w:before="0"/>
+      </w:pPr>
+      <w:r>
+        <w:rPr>
+          <w:b w:val="0"/>
+          <w:i w:val="0"/>
+          <w:sz w:val="21"/>
+        </w:rPr>
+        <w:t xml:space="preserve">(d)  Tick </w:t>
+      </w:r>
+    </w:p>
+    <w:p>
+      <w:pPr>
+        <w:spacing w:after="80" w:before="0"/>
+      </w:pPr>
+      <w:r>
+        <w:rPr>
+          <w:b/>
+          <w:i w:val="0"/>
+          <w:sz w:val="22"/>
+        </w:rPr>
+        <w:t>Answer: c</w:t>
+      </w:r>
+    </w:p>
+    <w:p>
+      <w:pPr>
+        <w:spacing w:after="20"/>
+      </w:pPr>
+      <w:r>
+        <w:rPr>
+          <w:b/>
+        </w:rPr>
+        <w:t xml:space="preserve">Solution: </w:t>
+      </w:r>
+      <w:r>
+        <w:rPr>
+          <w:b/>
+          <w:color w:val="1E7B1E"/>
+        </w:rPr>
+        <w:t xml:space="preserve">✅ Correct Answer: </w:t>
+      </w:r>
+      <w:r>
+        <w:rPr>
+          <w:b/>
+          <w:color w:val="1E7B1E"/>
+        </w:rPr>
+        <w:t>c</w:t>
+      </w:r>
+    </w:p>
+    <w:p>
+      <w:pPr>
+        <w:spacing w:after="20" w:before="0"/>
+      </w:pPr>
+      <w:r>
+        <w:rPr>
+          <w:b/>
+        </w:rPr>
+        <w:t xml:space="preserve">🧠 Clinical Rationale: </w:t>
+      </w:r>
+      <w:r>
+        <w:t>LEISHMANIASIS (Kala-azar) is transmitted by the bite of the SANDFLY (Phlebotomus). The tsetse fly transmits sleeping sickness (trypanosomiasis); mosquitoes transmit malaria/dengue; ticks transmit rickettsial diseases.</w:t>
+      </w:r>
+    </w:p>
+    <w:p>
+      <w:pPr>
+        <w:spacing w:after="20" w:before="0"/>
+      </w:pPr>
+      <w:r>
+        <w:rPr>
+          <w:b/>
+        </w:rPr>
+        <w:t xml:space="preserve">🔍 Key Clues: </w:t>
+      </w:r>
+      <w:r>
+        <w:t>Leishmaniasis/Kala-azar → sandfly (Phlebotomus).</w:t>
+      </w:r>
+    </w:p>
+    <w:p>
+      <w:pPr>
+        <w:spacing w:after="20" w:before="0"/>
+      </w:pPr>
+      <w:r>
+        <w:rPr>
+          <w:b/>
+        </w:rPr>
+        <w:t xml:space="preserve">🚨 Priority Principle: </w:t>
+      </w:r>
+      <w:r>
+        <w:t>Patient safety and dignity guide care — reduce risk, avoid confrontation and involve the patient.</w:t>
+      </w:r>
+    </w:p>
+    <w:p>
+      <w:pPr>
+        <w:spacing w:after="20" w:before="0"/>
+      </w:pPr>
+      <w:r>
+        <w:rPr>
+          <w:b/>
+        </w:rPr>
+        <w:t xml:space="preserve">❌ Why Not Other Options: </w:t>
+      </w:r>
+      <w:r>
+        <w:t>a — Mosquito = malaria, dengue, filaria. | b — Tsetse fly = African trypanosomiasis. | d — Tick = rickettsial diseases.</w:t>
+      </w:r>
+    </w:p>
+    <w:p>
+      <w:pPr>
+        <w:spacing w:after="20" w:before="0"/>
+      </w:pPr>
+      <w:r>
+        <w:rPr>
+          <w:b/>
+          <w:color w:val="B45F06"/>
+        </w:rPr>
+        <w:t xml:space="preserve">⚠️ Exam Trap: </w:t>
+      </w:r>
+      <w:r>
+        <w:t>Vector map: sandfly = leishmania; tsetse = trypanosome; mosquito = malaria.</w:t>
+      </w:r>
+    </w:p>
+    <w:p>
+      <w:pPr>
+        <w:spacing w:after="20" w:before="0"/>
+      </w:pPr>
+      <w:r>
+        <w:rPr>
+          <w:b/>
+        </w:rPr>
+        <w:t xml:space="preserve">🩺 Clinical Thinking: </w:t>
+      </w:r>
+      <w:r>
+        <w:t>Recall (the key fact) → Connect (related high-yield facts) → Apply (exam context).</w:t>
+      </w:r>
+    </w:p>
+    <w:p>
+      <w:pPr>
+        <w:spacing w:after="20" w:before="0"/>
+      </w:pPr>
+      <w:r>
+        <w:rPr>
+          <w:b/>
+          <w:color w:val="1F3A5F"/>
+        </w:rPr>
+        <w:t xml:space="preserve">💎 PNC Pearl: </w:t>
+      </w:r>
+      <w:r>
+        <w:t>Leishmaniasis vector: sandfly.</w:t>
+      </w:r>
+    </w:p>
+    <w:p>
+      <w:pPr>
+        <w:spacing w:after="0" w:before="0"/>
+      </w:pPr>
+      <w:r>
+        <w:rPr>
+          <w:b/>
+          <w:i w:val="0"/>
+          <w:sz w:val="21"/>
+        </w:rPr>
+        <w:t>Positive Marks: 1    Negative Marks: 0.25</w:t>
+      </w:r>
+    </w:p>
+    <w:p>
+      <w:pPr>
+        <w:spacing w:before="280" w:after="40"/>
+      </w:pPr>
+      <w:r>
+        <w:rPr>
+          <w:b/>
+        </w:rPr>
+        <w:t xml:space="preserve">Question: </w:t>
+      </w:r>
+      <w:r>
+        <w:t>A community health nurse is educating parents about preventive measures for gastroenteritis in their 6-week-old infant. The nurse discusses the administration of a vaccine to protect against rotavirus. Which of the following is the correct route of administration for the rotavirus vaccine? (CHN)</w:t>
+      </w:r>
+    </w:p>
+    <w:p>
+      <w:pPr>
+        <w:spacing w:after="20" w:before="0"/>
+      </w:pPr>
+      <w:r>
+        <w:rPr>
+          <w:b w:val="0"/>
+          <w:i w:val="0"/>
+          <w:sz w:val="21"/>
+        </w:rPr>
+        <w:t>(a)  Intramuscular</w:t>
+      </w:r>
+    </w:p>
+    <w:p>
+      <w:pPr>
+        <w:spacing w:after="20" w:before="0"/>
+      </w:pPr>
+      <w:r>
+        <w:rPr>
+          <w:b w:val="0"/>
+          <w:i w:val="0"/>
+          <w:sz w:val="21"/>
+        </w:rPr>
+        <w:t xml:space="preserve">(b)  Subcutaneous </w:t>
+      </w:r>
+    </w:p>
+    <w:p>
+      <w:pPr>
+        <w:spacing w:after="20" w:before="0"/>
+      </w:pPr>
+      <w:r>
+        <w:rPr>
+          <w:b w:val="0"/>
+          <w:i w:val="0"/>
+          <w:sz w:val="21"/>
+        </w:rPr>
+        <w:t>(c)  Oral</w:t>
+      </w:r>
+    </w:p>
+    <w:p>
+      <w:pPr>
+        <w:spacing w:after="20" w:before="0"/>
+      </w:pPr>
+      <w:r>
+        <w:rPr>
+          <w:b w:val="0"/>
+          <w:i w:val="0"/>
+          <w:sz w:val="21"/>
+        </w:rPr>
+        <w:t xml:space="preserve">(d)  Intravenous </w:t>
+      </w:r>
+    </w:p>
+    <w:p>
+      <w:pPr>
+        <w:spacing w:after="80" w:before="0"/>
+      </w:pPr>
+      <w:r>
+        <w:rPr>
+          <w:b/>
+          <w:i w:val="0"/>
+          <w:sz w:val="22"/>
+        </w:rPr>
+        <w:t>Answer: c</w:t>
+      </w:r>
+    </w:p>
+    <w:p>
+      <w:pPr>
+        <w:spacing w:after="20"/>
+      </w:pPr>
+      <w:r>
+        <w:rPr>
+          <w:b/>
+        </w:rPr>
+        <w:t xml:space="preserve">Solution: </w:t>
+      </w:r>
+      <w:r>
+        <w:rPr>
+          <w:b/>
+          <w:color w:val="1E7B1E"/>
+        </w:rPr>
+        <w:t xml:space="preserve">✅ Correct Answer: </w:t>
+      </w:r>
+      <w:r>
+        <w:rPr>
+          <w:b/>
+          <w:color w:val="1E7B1E"/>
+        </w:rPr>
+        <w:t>c</w:t>
+      </w:r>
+    </w:p>
+    <w:p>
+      <w:pPr>
+        <w:spacing w:after="20" w:before="0"/>
+      </w:pPr>
+      <w:r>
+        <w:rPr>
+          <w:b/>
+        </w:rPr>
+        <w:t xml:space="preserve">🧠 Clinical Rationale: </w:t>
+      </w:r>
+      <w:r>
+        <w:t>The ROTAVIRUS VACCINE is given ORALLY (5 drops / 0.5 mL) — it protects against the leading cause of infant gastroenteritis. It must never be injected; IM/SC/IV are all wrong routes.</w:t>
+      </w:r>
+    </w:p>
+    <w:p>
+      <w:pPr>
+        <w:spacing w:after="20" w:before="0"/>
+      </w:pPr>
+      <w:r>
+        <w:rPr>
+          <w:b/>
+        </w:rPr>
+        <w:t xml:space="preserve">🔍 Key Clues: </w:t>
+      </w:r>
+      <w:r>
+        <w:t>Rotavirus vaccine = oral (never injectable).</w:t>
+      </w:r>
+    </w:p>
+    <w:p>
+      <w:pPr>
+        <w:spacing w:after="20" w:before="0"/>
+      </w:pPr>
+      <w:r>
+        <w:rPr>
+          <w:b/>
+        </w:rPr>
+        <w:t xml:space="preserve">🚨 Priority Principle: </w:t>
+      </w:r>
+      <w:r>
+        <w:t>Medication safety — the right drug, right dose, right route, right time and right patient — governs every administration decision.</w:t>
+      </w:r>
+    </w:p>
+    <w:p>
+      <w:pPr>
+        <w:spacing w:after="20" w:before="0"/>
+      </w:pPr>
+      <w:r>
+        <w:rPr>
+          <w:b/>
+        </w:rPr>
+        <w:t xml:space="preserve">❌ Why Not Other Options: </w:t>
+      </w:r>
+      <w:r>
+        <w:t>a — IM is not the rotavirus route. | b — SC is not the rotavirus route. | d — IV is never used.</w:t>
+      </w:r>
+    </w:p>
+    <w:p>
+      <w:pPr>
+        <w:spacing w:after="20" w:before="0"/>
+      </w:pPr>
+      <w:r>
+        <w:rPr>
+          <w:b/>
+          <w:color w:val="B45F06"/>
+        </w:rPr>
+        <w:t xml:space="preserve">⚠️ Exam Trap: </w:t>
+      </w:r>
+      <w:r>
+        <w:t>Rotavirus = the 'oral vaccine for diarrhoea' — 5 drops at 6/10/14 weeks.</w:t>
+      </w:r>
+    </w:p>
+    <w:p>
+      <w:pPr>
+        <w:spacing w:after="20" w:before="0"/>
+      </w:pPr>
+      <w:r>
+        <w:rPr>
+          <w:b/>
+        </w:rPr>
+        <w:t xml:space="preserve">🩺 Clinical Thinking: </w:t>
+      </w:r>
+      <w:r>
+        <w:t>Recall (the key fact) → Connect (related high-yield facts) → Apply (exam context).</w:t>
+      </w:r>
+    </w:p>
+    <w:p>
+      <w:pPr>
+        <w:spacing w:after="20" w:before="0"/>
+      </w:pPr>
+      <w:r>
+        <w:rPr>
+          <w:b/>
+          <w:color w:val="1F3A5F"/>
+        </w:rPr>
+        <w:t xml:space="preserve">💎 PNC Pearl: </w:t>
+      </w:r>
+      <w:r>
+        <w:t>Rotavirus vaccine: oral route.</w:t>
+      </w:r>
+    </w:p>
+    <w:p>
+      <w:pPr>
+        <w:spacing w:after="0" w:before="0"/>
+      </w:pPr>
+      <w:r>
+        <w:rPr>
+          <w:b/>
+          <w:i w:val="0"/>
+          <w:sz w:val="21"/>
+        </w:rPr>
+        <w:t>Positive Marks: 1    Negative Marks: 0.25</w:t>
+      </w:r>
+    </w:p>
+    <w:p>
+      <w:pPr>
+        <w:spacing w:before="280" w:after="40"/>
+      </w:pPr>
+      <w:r>
+        <w:rPr>
+          <w:b/>
+        </w:rPr>
+        <w:t xml:space="preserve">Question: </w:t>
+      </w:r>
+      <w:r>
+        <w:t>A community health nurse is conducting an awareness session on vaccine-preventable diseases. A participant asks whether herd immunity can provide protection against tetanus in unvaccinated individuals. What is the most accurate response the nurse should provide?   (CHN)</w:t>
+      </w:r>
+    </w:p>
+    <w:p>
+      <w:pPr>
+        <w:spacing w:after="20" w:before="0"/>
+      </w:pPr>
+      <w:r>
+        <w:rPr>
+          <w:b w:val="0"/>
+          <w:i w:val="0"/>
+          <w:sz w:val="21"/>
+        </w:rPr>
+        <w:t xml:space="preserve">(a)  Herd immunity fully protects against tetanus in unvaccinated individuals </w:t>
+      </w:r>
+    </w:p>
+    <w:p>
+      <w:pPr>
+        <w:spacing w:after="20" w:before="0"/>
+      </w:pPr>
+      <w:r>
+        <w:rPr>
+          <w:b w:val="0"/>
+          <w:i w:val="0"/>
+          <w:sz w:val="21"/>
+        </w:rPr>
+        <w:t>(b)  Herd immunity partially protects against tetanus due to community vaccination</w:t>
+      </w:r>
+    </w:p>
+    <w:p>
+      <w:pPr>
+        <w:spacing w:after="20" w:before="0"/>
+      </w:pPr>
+      <w:r>
+        <w:rPr>
+          <w:b w:val="0"/>
+          <w:i w:val="0"/>
+          <w:sz w:val="21"/>
+        </w:rPr>
+        <w:t>(c)  Herd immunity does not protect against tetanus as it is not a contagious disease</w:t>
+      </w:r>
+    </w:p>
+    <w:p>
+      <w:pPr>
+        <w:spacing w:after="20" w:before="0"/>
+      </w:pPr>
+      <w:r>
+        <w:rPr>
+          <w:b w:val="0"/>
+          <w:i w:val="0"/>
+          <w:sz w:val="21"/>
+        </w:rPr>
+        <w:t>(d)  Herd immunity protects only vaccinated individuals against tetanus</w:t>
+      </w:r>
+    </w:p>
+    <w:p>
+      <w:pPr>
+        <w:spacing w:after="80" w:before="0"/>
+      </w:pPr>
+      <w:r>
+        <w:rPr>
+          <w:b/>
+          <w:i w:val="0"/>
+          <w:sz w:val="22"/>
+        </w:rPr>
+        <w:t>Answer: c</w:t>
+      </w:r>
+    </w:p>
+    <w:p>
+      <w:pPr>
+        <w:spacing w:after="20"/>
+      </w:pPr>
+      <w:r>
+        <w:rPr>
+          <w:b/>
+        </w:rPr>
+        <w:t xml:space="preserve">Solution: </w:t>
+      </w:r>
+      <w:r>
+        <w:rPr>
+          <w:b/>
+          <w:color w:val="1E7B1E"/>
+        </w:rPr>
+        <w:t xml:space="preserve">✅ Correct Answer: </w:t>
+      </w:r>
+      <w:r>
+        <w:rPr>
+          <w:b/>
+          <w:color w:val="1E7B1E"/>
+        </w:rPr>
+        <w:t>c</w:t>
+      </w:r>
+    </w:p>
+    <w:p>
+      <w:pPr>
+        <w:spacing w:after="20" w:before="0"/>
+      </w:pPr>
+      <w:r>
+        <w:rPr>
+          <w:b/>
+        </w:rPr>
+        <w:t xml:space="preserve">🧠 Clinical Rationale: </w:t>
+      </w:r>
+      <w:r>
+        <w:t>HERD IMMUNITY does NOT protect against TETANUS because tetanus is NOT a person-to-person contagious disease — it is caused by Clostridium tetani spores in the environment entering wounds. Herd immunity only works for diseases transmitted between people (measles, polio). Individual vaccination is essential for tetanus.</w:t>
+      </w:r>
+    </w:p>
+    <w:p>
+      <w:pPr>
+        <w:spacing w:after="20" w:before="0"/>
+      </w:pPr>
+      <w:r>
+        <w:rPr>
+          <w:b/>
+        </w:rPr>
+        <w:t xml:space="preserve">🔍 Key Clues: </w:t>
+      </w:r>
+      <w:r>
+        <w:t>Herd immunity = for contagious diseases; tetanus is environmental → no herd effect.</w:t>
+      </w:r>
+    </w:p>
+    <w:p>
+      <w:pPr>
+        <w:spacing w:after="20" w:before="0"/>
+      </w:pPr>
+      <w:r>
+        <w:rPr>
+          <w:b/>
+        </w:rPr>
+        <w:t xml:space="preserve">🚨 Priority Principle: </w:t>
+      </w:r>
+      <w:r>
+        <w:t>Medication safety — the right drug, right dose, right route, right time and right patient — governs every administration decision.</w:t>
+      </w:r>
+    </w:p>
+    <w:p>
+      <w:pPr>
+        <w:spacing w:after="20" w:before="0"/>
+      </w:pPr>
+      <w:r>
+        <w:rPr>
+          <w:b/>
+        </w:rPr>
+        <w:t xml:space="preserve">❌ Why Not Other Options: </w:t>
+      </w:r>
+      <w:r>
+        <w:t>a — Tetanus is not prevented by herd immunity. | b — No partial herd protection — it is not contagious. | d — Even vaccinated individuals need the vaccine themselves.</w:t>
+      </w:r>
+    </w:p>
+    <w:p>
+      <w:pPr>
+        <w:spacing w:after="20" w:before="0"/>
+      </w:pPr>
+      <w:r>
+        <w:rPr>
+          <w:b/>
+          <w:color w:val="B45F06"/>
+        </w:rPr>
+        <w:t xml:space="preserve">⚠️ Exam Trap: </w:t>
+      </w:r>
+      <w:r>
+        <w:t>Herd immunity requires person-to-person transmission — tetanus (wound/soil) has none.</w:t>
+      </w:r>
+    </w:p>
+    <w:p>
+      <w:pPr>
+        <w:spacing w:after="20" w:before="0"/>
+      </w:pPr>
+      <w:r>
+        <w:rPr>
+          <w:b/>
+        </w:rPr>
+        <w:t xml:space="preserve">🩺 Clinical Thinking: </w:t>
+      </w:r>
+      <w:r>
+        <w:t>Recall (the key fact) → Connect (related high-yield facts) → Apply (exam context).</w:t>
+      </w:r>
+    </w:p>
+    <w:p>
+      <w:pPr>
+        <w:spacing w:after="20" w:before="0"/>
+      </w:pPr>
+      <w:r>
+        <w:rPr>
+          <w:b/>
+          <w:color w:val="1F3A5F"/>
+        </w:rPr>
+        <w:t xml:space="preserve">💎 PNC Pearl: </w:t>
+      </w:r>
+      <w:r>
+        <w:t>Herd immunity does not protect against tetanus.</w:t>
       </w:r>
     </w:p>
     <w:p>
